--- a/pecas/ADITAMENTO-GRASIELA-MARTINS-0020592-36.2026.5.04.0384.docx
+++ b/pecas/ADITAMENTO-GRASIELA-MARTINS-0020592-36.2026.5.04.0384.docx
@@ -167,7 +167,25 @@
           <w:i w:val="0"/>
           <w:sz w:val="24"/>
         </w:rPr>
-        <w:t>Este Juízo, no despacho ID 91ddc17, proferido em 18 de agosto de 2026, verificou que a petição inicial contempla pedido referente às verbas resilitórias no qual inseridas diversas parcelas com atribuição de valor único, e determinou que a Reclamante procedesse à adequação da peça, no prazo de quinze dias, atribuindo valores individualizados a cada pedido, com a retificação do valor da causa, se for o caso, sob pena de extinção do pedido sem resolução do mérito.</w:t>
+        <w:t xml:space="preserve">Este Juízo, no despacho ID 91ddc17, proferido em 18 de agosto de 2026, verificou que a petição inicial contempla pedido referente às verbas resilitórias no qual inseridas diversas parcelas com atribuição de valor único, e determinou que a Reclamante procedesse à adequação da peça, no prazo de quinze dias, atribuindo valores individualizados a cada pedido, </w:t>
+      </w:r>
+      <w:r>
+        <w:rPr>
+          <w:rFonts w:ascii="Times New Roman" w:hAnsi="Times New Roman" w:cs="Times New Roman"/>
+          <w:b/>
+          <w:i w:val="0"/>
+          <w:sz w:val="24"/>
+        </w:rPr>
+        <w:t>com a retificação do valor da causa</w:t>
+      </w:r>
+      <w:r>
+        <w:rPr>
+          <w:rFonts w:ascii="Times New Roman" w:hAnsi="Times New Roman" w:cs="Times New Roman"/>
+          <w:b w:val="0"/>
+          <w:i w:val="0"/>
+          <w:sz w:val="24"/>
+        </w:rPr>
+        <w:t>, se for o caso, sob pena de extinção do pedido sem resolução do mérito.</w:t>
       </w:r>
     </w:p>
     <w:p/>
@@ -234,7 +252,43 @@
           <w:i w:val="0"/>
           <w:sz w:val="24"/>
         </w:rPr>
-        <w:t>Cumprindo integralmente a determinação, a Reclamante: (i) desmembra o pedido de verbas rescisórias em parcelas autônomas, atribuindo a cada uma delas causa de pedir específica, critério de cálculo e valor individualizado; (ii) atribui valor aos pedidos que haviam sido lançados como "valor a apurar"; (iii) delimita o alcance de cada pedido, de modo a afastar qualquer sobreposição entre parcelas; e (iv) apresenta o quadro consolidado de todos os pedidos, com a retificação do valor da causa.</w:t>
+        <w:t xml:space="preserve">Cumprindo integralmente a determinação, a Reclamante: (i) desmembra o pedido de verbas rescisórias em parcelas autônomas, atribuindo a cada uma delas causa de pedir específica, critério de cálculo e valor individualizado; (ii) </w:t>
+      </w:r>
+      <w:r>
+        <w:rPr>
+          <w:rFonts w:ascii="Times New Roman" w:hAnsi="Times New Roman" w:cs="Times New Roman"/>
+          <w:b/>
+          <w:i w:val="0"/>
+          <w:sz w:val="24"/>
+        </w:rPr>
+        <w:t>revisa e recalcula, um a um, todos os demais pedidos</w:t>
+      </w:r>
+      <w:r>
+        <w:rPr>
+          <w:rFonts w:ascii="Times New Roman" w:hAnsi="Times New Roman" w:cs="Times New Roman"/>
+          <w:b w:val="0"/>
+          <w:i w:val="0"/>
+          <w:sz w:val="24"/>
+        </w:rPr>
+        <w:t xml:space="preserve">, substituindo as estimativas globais por valores apurados a partir de critérios expressos; (iii) atribui valor aos pedidos que haviam sido lançados como "valor a apurar"; (iv) delimita o alcance de cada pedido, de modo a afastar qualquer sobreposição entre parcelas; e (v) </w:t>
+      </w:r>
+      <w:r>
+        <w:rPr>
+          <w:rFonts w:ascii="Times New Roman" w:hAnsi="Times New Roman" w:cs="Times New Roman"/>
+          <w:b/>
+          <w:i w:val="0"/>
+          <w:sz w:val="24"/>
+        </w:rPr>
+        <w:t>recalcula e retifica o valor da causa</w:t>
+      </w:r>
+      <w:r>
+        <w:rPr>
+          <w:rFonts w:ascii="Times New Roman" w:hAnsi="Times New Roman" w:cs="Times New Roman"/>
+          <w:b w:val="0"/>
+          <w:i w:val="0"/>
+          <w:sz w:val="24"/>
+        </w:rPr>
+        <w:t>, que passa a corresponder à soma aritmética exata dos pedidos individualizados.</w:t>
       </w:r>
     </w:p>
     <w:p/>
@@ -300,7 +354,7 @@
           <w:i w:val="0"/>
           <w:sz w:val="24"/>
         </w:rPr>
-        <w:t>Para a individualização determinada, a Reclamante adota, de forma expressa e transparente, as seguintes premissas:</w:t>
+        <w:t>Para a individualização e o recálculo determinados, a Reclamante adota, de forma expressa e transparente, as seguintes premissas:</w:t>
       </w:r>
     </w:p>
     <w:p/>
@@ -316,7 +370,7 @@
           <w:i w:val="0"/>
           <w:sz w:val="24"/>
         </w:rPr>
-        <w:t>Base de cálculo (salário formal registrado):</w:t>
+        <w:t>Salário formal registrado:</w:t>
       </w:r>
       <w:r>
         <w:rPr>
@@ -325,7 +379,7 @@
           <w:i w:val="0"/>
           <w:sz w:val="24"/>
         </w:rPr>
-        <w:t xml:space="preserve"> R$ 2.336,60, correspondente ao salário contratual anotado na CTPS Digital, conforme documentação já anexada aos autos.</w:t>
+        <w:t xml:space="preserve"> R$ 2.336,60, conforme anotação na CTPS Digital e recibos salariais anexados.</w:t>
       </w:r>
     </w:p>
     <w:p/>
@@ -341,7 +395,7 @@
           <w:i w:val="0"/>
           <w:sz w:val="24"/>
         </w:rPr>
-        <w:t>Opção metodológica quanto ao salário extrafolha:</w:t>
+        <w:t>Remuneração real de referência:</w:t>
       </w:r>
       <w:r>
         <w:rPr>
@@ -350,7 +404,32 @@
           <w:i w:val="0"/>
           <w:sz w:val="24"/>
         </w:rPr>
-        <w:t xml:space="preserve"> as verbas rescisórias ora individualizadas foram calculadas sobre o </w:t>
+        <w:t xml:space="preserve"> R$ 3.036,60, composta pelo salário formal acrescido da média mensal de R$ 700,00 paga extrafolha, na forma do art. 457 da CLT.</w:t>
+      </w:r>
+    </w:p>
+    <w:p/>
+    <w:p>
+      <w:pPr>
+        <w:ind w:firstLine="850"/>
+        <w:jc w:val="both"/>
+      </w:pPr>
+      <w:r>
+        <w:rPr>
+          <w:rFonts w:ascii="Times New Roman" w:hAnsi="Times New Roman" w:cs="Times New Roman"/>
+          <w:b/>
+          <w:i w:val="0"/>
+          <w:sz w:val="24"/>
+        </w:rPr>
+        <w:t>Valor da hora normal:</w:t>
+      </w:r>
+      <w:r>
+        <w:rPr>
+          <w:rFonts w:ascii="Times New Roman" w:hAnsi="Times New Roman" w:cs="Times New Roman"/>
+          <w:b w:val="0"/>
+          <w:i w:val="0"/>
+          <w:sz w:val="24"/>
+        </w:rPr>
+        <w:t xml:space="preserve"> R$ 3.036,60 ÷ 220 = R$ 13,80. </w:t>
       </w:r>
       <w:r>
         <w:rPr>
@@ -359,7 +438,7 @@
           <w:i w:val="0"/>
           <w:sz w:val="24"/>
         </w:rPr>
-        <w:t>salário formal registrado</w:t>
+        <w:t>Hora com adicional de 50%:</w:t>
       </w:r>
       <w:r>
         <w:rPr>
@@ -368,8 +447,15 @@
           <w:i w:val="0"/>
           <w:sz w:val="24"/>
         </w:rPr>
-        <w:t xml:space="preserve">, e não sobre a remuneração real alegada (aproximadamente R$ 3.036,60, composta pelo salário formal acrescido da média mensal de R$ 700,00 paga extrafolha). As diferenças decorrentes do reconhecimento da remuneração real, bem como das demais parcelas salariais postuladas nesta ação (horas extras, intervalo intrajornada, domingos e feriados, adicional por acúmulo de função), permanecem postuladas em </w:t>
+        <w:t xml:space="preserve"> R$ 20,70.</w:t>
       </w:r>
+    </w:p>
+    <w:p/>
+    <w:p>
+      <w:pPr>
+        <w:ind w:firstLine="850"/>
+        <w:jc w:val="both"/>
+      </w:pPr>
       <w:r>
         <w:rPr>
           <w:rFonts w:ascii="Times New Roman" w:hAnsi="Times New Roman" w:cs="Times New Roman"/>
@@ -377,7 +463,7 @@
           <w:i w:val="0"/>
           <w:sz w:val="24"/>
         </w:rPr>
-        <w:t>pedidos próprios e autônomos</w:t>
+        <w:t>Valor do dia:</w:t>
       </w:r>
       <w:r>
         <w:rPr>
@@ -386,25 +472,7 @@
           <w:i w:val="0"/>
           <w:sz w:val="24"/>
         </w:rPr>
-        <w:t xml:space="preserve">, de modo a </w:t>
-      </w:r>
-      <w:r>
-        <w:rPr>
-          <w:rFonts w:ascii="Times New Roman" w:hAnsi="Times New Roman" w:cs="Times New Roman"/>
-          <w:b/>
-          <w:i w:val="0"/>
-          <w:sz w:val="24"/>
-        </w:rPr>
-        <w:t>evitar bis in idem</w:t>
-      </w:r>
-      <w:r>
-        <w:rPr>
-          <w:rFonts w:ascii="Times New Roman" w:hAnsi="Times New Roman" w:cs="Times New Roman"/>
-          <w:b w:val="0"/>
-          <w:i w:val="0"/>
-          <w:sz w:val="24"/>
-        </w:rPr>
-        <w:t xml:space="preserve"> e a permitir a apuração individualizada de cada rubrica, exatamente como determinado por este Juízo.</w:t>
+        <w:t xml:space="preserve"> R$ 3.036,60 ÷ 30 = R$ 101,22.</w:t>
       </w:r>
     </w:p>
     <w:p/>
@@ -499,6 +567,59 @@
           <w:i w:val="0"/>
           <w:sz w:val="24"/>
         </w:rPr>
+        <w:t>Período imprescrito (prescrição quinquenal — art. 7º, XXIX, da Constituição Federal):</w:t>
+      </w:r>
+      <w:r>
+        <w:rPr>
+          <w:rFonts w:ascii="Times New Roman" w:hAnsi="Times New Roman" w:cs="Times New Roman"/>
+          <w:b w:val="0"/>
+          <w:i w:val="0"/>
+          <w:sz w:val="24"/>
+        </w:rPr>
+        <w:t xml:space="preserve"> de 01/08/2021 a 30/06/2026, totalizando </w:t>
+      </w:r>
+      <w:r>
+        <w:rPr>
+          <w:rFonts w:ascii="Times New Roman" w:hAnsi="Times New Roman" w:cs="Times New Roman"/>
+          <w:b/>
+          <w:i w:val="0"/>
+          <w:sz w:val="24"/>
+        </w:rPr>
+        <w:t>59 meses</w:t>
+      </w:r>
+      <w:r>
+        <w:rPr>
+          <w:rFonts w:ascii="Times New Roman" w:hAnsi="Times New Roman" w:cs="Times New Roman"/>
+          <w:b w:val="0"/>
+          <w:i w:val="0"/>
+          <w:sz w:val="24"/>
+        </w:rPr>
+        <w:t xml:space="preserve">, base temporal adotada para todas as parcelas de trato sucessivo. </w:t>
+      </w:r>
+      <w:r>
+        <w:rPr>
+          <w:rFonts w:ascii="Times New Roman" w:hAnsi="Times New Roman" w:cs="Times New Roman"/>
+          <w:b w:val="0"/>
+          <w:i w:val="0"/>
+          <w:color w:val="FF0000"/>
+          <w:sz w:val="24"/>
+        </w:rPr>
+        <w:t>[CONFERIR: data exata do ajuizamento, para fixação precisa do marco da prescrição quinquenal e eventual ajuste do número de meses.]</w:t>
+      </w:r>
+    </w:p>
+    <w:p/>
+    <w:p>
+      <w:pPr>
+        <w:ind w:firstLine="850"/>
+        <w:jc w:val="both"/>
+      </w:pPr>
+      <w:r>
+        <w:rPr>
+          <w:rFonts w:ascii="Times New Roman" w:hAnsi="Times New Roman" w:cs="Times New Roman"/>
+          <w:b/>
+          <w:i w:val="0"/>
+          <w:sz w:val="24"/>
+        </w:rPr>
         <w:t>Tempo de serviço para o aviso-prévio proporcional:</w:t>
       </w:r>
       <w:r>
@@ -561,6 +682,103 @@
           <w:sz w:val="24"/>
         </w:rPr>
         <w:t>[CONFERIR: OJ 82 da SDI-1 do TST — a data de saída a ser anotada na CTPS corresponde à do término do aviso-prévio indenizado.]</w:t>
+      </w:r>
+    </w:p>
+    <w:p/>
+    <w:p>
+      <w:pPr>
+        <w:ind w:firstLine="850"/>
+        <w:jc w:val="both"/>
+      </w:pPr>
+      <w:r>
+        <w:rPr>
+          <w:rFonts w:ascii="Times New Roman" w:hAnsi="Times New Roman" w:cs="Times New Roman"/>
+          <w:b/>
+          <w:i w:val="0"/>
+          <w:sz w:val="24"/>
+        </w:rPr>
+        <w:t>Critério antissobreposição:</w:t>
+      </w:r>
+      <w:r>
+        <w:rPr>
+          <w:rFonts w:ascii="Times New Roman" w:hAnsi="Times New Roman" w:cs="Times New Roman"/>
+          <w:b w:val="0"/>
+          <w:i w:val="0"/>
+          <w:sz w:val="24"/>
+        </w:rPr>
+        <w:t xml:space="preserve"> as verbas rescisórias são calculadas sobre o </w:t>
+      </w:r>
+      <w:r>
+        <w:rPr>
+          <w:rFonts w:ascii="Times New Roman" w:hAnsi="Times New Roman" w:cs="Times New Roman"/>
+          <w:b/>
+          <w:i w:val="0"/>
+          <w:sz w:val="24"/>
+        </w:rPr>
+        <w:t>salário formal registrado</w:t>
+      </w:r>
+      <w:r>
+        <w:rPr>
+          <w:rFonts w:ascii="Times New Roman" w:hAnsi="Times New Roman" w:cs="Times New Roman"/>
+          <w:b w:val="0"/>
+          <w:i w:val="0"/>
+          <w:sz w:val="24"/>
+        </w:rPr>
+        <w:t xml:space="preserve">, ficando as diferenças decorrentes do reconhecimento da remuneração real em </w:t>
+      </w:r>
+      <w:r>
+        <w:rPr>
+          <w:rFonts w:ascii="Times New Roman" w:hAnsi="Times New Roman" w:cs="Times New Roman"/>
+          <w:b/>
+          <w:i w:val="0"/>
+          <w:sz w:val="24"/>
+        </w:rPr>
+        <w:t>pedido próprio de reflexos da integração do salário extrafolha</w:t>
+      </w:r>
+      <w:r>
+        <w:rPr>
+          <w:rFonts w:ascii="Times New Roman" w:hAnsi="Times New Roman" w:cs="Times New Roman"/>
+          <w:b w:val="0"/>
+          <w:i w:val="0"/>
+          <w:sz w:val="24"/>
+        </w:rPr>
+        <w:t xml:space="preserve">; e o FGTS acrescido da multa de 40% incidente sobre cada parcela salarial reconhecida é computado </w:t>
+      </w:r>
+      <w:r>
+        <w:rPr>
+          <w:rFonts w:ascii="Times New Roman" w:hAnsi="Times New Roman" w:cs="Times New Roman"/>
+          <w:b/>
+          <w:i w:val="0"/>
+          <w:sz w:val="24"/>
+        </w:rPr>
+        <w:t>dentro do respectivo pedido</w:t>
+      </w:r>
+      <w:r>
+        <w:rPr>
+          <w:rFonts w:ascii="Times New Roman" w:hAnsi="Times New Roman" w:cs="Times New Roman"/>
+          <w:b w:val="0"/>
+          <w:i w:val="0"/>
+          <w:sz w:val="24"/>
+        </w:rPr>
+        <w:t xml:space="preserve">, e não em pedido genérico autônomo. Adota-se esse critério justamente para </w:t>
+      </w:r>
+      <w:r>
+        <w:rPr>
+          <w:rFonts w:ascii="Times New Roman" w:hAnsi="Times New Roman" w:cs="Times New Roman"/>
+          <w:b/>
+          <w:i w:val="0"/>
+          <w:sz w:val="24"/>
+        </w:rPr>
+        <w:t>eliminar o bis in idem</w:t>
+      </w:r>
+      <w:r>
+        <w:rPr>
+          <w:rFonts w:ascii="Times New Roman" w:hAnsi="Times New Roman" w:cs="Times New Roman"/>
+          <w:b w:val="0"/>
+          <w:i w:val="0"/>
+          <w:sz w:val="24"/>
+        </w:rPr>
+        <w:t xml:space="preserve"> e permitir a apuração individualizada de cada rubrica, como determinado por este Juízo.</w:t>
       </w:r>
     </w:p>
     <w:p/>
@@ -1253,7 +1471,7 @@
           <w:i w:val="0"/>
           <w:sz w:val="24"/>
         </w:rPr>
-        <w:t xml:space="preserve"> de FGTS decorrentes das parcelas salariais reconhecidas nesta ação (salário extrafolha, horas extras, intervalo intrajornada, domingos e feriados, adicional por acúmulo de função) permanece postulada em </w:t>
+        <w:t xml:space="preserve"> de FGTS decorrentes de cada parcela salarial reconhecida nesta ação encontra-se computada </w:t>
       </w:r>
       <w:r>
         <w:rPr>
@@ -1262,7 +1480,7 @@
           <w:i w:val="0"/>
           <w:sz w:val="24"/>
         </w:rPr>
-        <w:t>pedido autônomo</w:t>
+        <w:t>dentro do respectivo pedido</w:t>
       </w:r>
       <w:r>
         <w:rPr>
@@ -1373,7 +1591,7 @@
           <w:i w:val="0"/>
           <w:sz w:val="24"/>
         </w:rPr>
-        <w:t>IV – DA ATRIBUIÇÃO DE VALOR AOS DEMAIS PEDIDOS E DA DELIMITAÇÃO DE SEU ALCANCE</w:t>
+        <w:t>IV – DO RECÁLCULO INDIVIDUALIZADO DOS DEMAIS PEDIDOS</w:t>
       </w:r>
     </w:p>
     <w:p/>
@@ -1389,7 +1607,25 @@
           <w:i w:val="0"/>
           <w:sz w:val="24"/>
         </w:rPr>
-        <w:t>Em cumprimento integral à determinação judicial, e para que nenhum pedido remanesça sem valor individualizado, a Reclamante atribui valor às parcelas que haviam sido lançadas como "valor a apurar" e delimita o alcance dos demais:</w:t>
+        <w:t xml:space="preserve">Como a retificação do valor da causa integra o objeto do aditamento determinado, a Reclamante não se limita a repetir as estimativas globais da petição inicial: </w:t>
+      </w:r>
+      <w:r>
+        <w:rPr>
+          <w:rFonts w:ascii="Times New Roman" w:hAnsi="Times New Roman" w:cs="Times New Roman"/>
+          <w:b/>
+          <w:i w:val="0"/>
+          <w:sz w:val="24"/>
+        </w:rPr>
+        <w:t>recalcula cada pedido a partir de critérios expressos</w:t>
+      </w:r>
+      <w:r>
+        <w:rPr>
+          <w:rFonts w:ascii="Times New Roman" w:hAnsi="Times New Roman" w:cs="Times New Roman"/>
+          <w:b w:val="0"/>
+          <w:i w:val="0"/>
+          <w:sz w:val="24"/>
+        </w:rPr>
+        <w:t>, apurados sobre a remuneração real, o período imprescrito e as premissas do tópico II.</w:t>
       </w:r>
     </w:p>
     <w:p/>
@@ -1421,7 +1657,7 @@
           <w:i w:val="0"/>
           <w:sz w:val="24"/>
         </w:rPr>
-        <w:t xml:space="preserve">Trata-se de obrigação de fazer, cujo conteúdo econômico, para a hipótese de conversão em perdas e danos por descumprimento, corresponde ao saldo da conta vinculada indicado no extrato anexado. Valor atribuído: </w:t>
+        <w:t xml:space="preserve">Obrigação de fazer cujo conteúdo econômico, para a hipótese de conversão em perdas e danos por descumprimento, corresponde ao saldo da conta vinculada indicado no extrato anexado. Valor atribuído: </w:t>
       </w:r>
       <w:r>
         <w:rPr>
@@ -1481,7 +1717,7 @@
           <w:i w:val="0"/>
           <w:sz w:val="24"/>
         </w:rPr>
-        <w:t xml:space="preserve">Indenização substitutiva correspondente às parcelas do benefício a que a Reclamante faria jus, obstadas pela modalidade de dispensa imposta pela Reclamada. Valor mantido: </w:t>
+        <w:t xml:space="preserve">Indenização substitutiva correspondente às parcelas do benefício a que a Reclamante faria jus, obstadas pela modalidade de dispensa imposta pela Reclamada, estimadas em 5 parcelas. Valor: </w:t>
       </w:r>
       <w:r>
         <w:rPr>
@@ -1585,7 +1821,7 @@
           <w:i w:val="0"/>
           <w:sz w:val="24"/>
         </w:rPr>
-        <w:t>IV.4 – Multa do art. 477, § 8º, da CLT</w:t>
+        <w:t>IV.4 – Reconhecimento da remuneração real e da natureza salarial do pagamento extrafolha</w:t>
       </w:r>
     </w:p>
     <w:p/>
@@ -1601,7 +1837,7 @@
           <w:i w:val="0"/>
           <w:sz w:val="24"/>
         </w:rPr>
-        <w:t xml:space="preserve">Corresponde a uma remuneração da Reclamante. Adotada a base de cálculo do salário formal registrado, na forma da premissa do item II, o valor é retificado de R$ 3.000,00 para </w:t>
+        <w:t xml:space="preserve">Pedido de natureza </w:t>
       </w:r>
       <w:r>
         <w:rPr>
@@ -1610,7 +1846,7 @@
           <w:i w:val="0"/>
           <w:sz w:val="24"/>
         </w:rPr>
-        <w:t>R$ 2.336,60</w:t>
+        <w:t>declaratória</w:t>
       </w:r>
       <w:r>
         <w:rPr>
@@ -1619,7 +1855,35 @@
           <w:i w:val="0"/>
           <w:sz w:val="24"/>
         </w:rPr>
-        <w:t>, remanescendo a diferença decorrente do reconhecimento da remuneração real no pedido próprio de integração do salário extrafolha.</w:t>
+        <w:t xml:space="preserve">, sem conteúdo econômico autônomo: as parcelas pagas extrafolha foram efetivamente recebidas pela Reclamante, de modo que o proveito econômico da declaração não está no principal — já quitado —, mas nas </w:t>
+      </w:r>
+      <w:r>
+        <w:rPr>
+          <w:rFonts w:ascii="Times New Roman" w:hAnsi="Times New Roman" w:cs="Times New Roman"/>
+          <w:b/>
+          <w:i w:val="0"/>
+          <w:sz w:val="24"/>
+        </w:rPr>
+        <w:t>repercussões</w:t>
+      </w:r>
+      <w:r>
+        <w:rPr>
+          <w:rFonts w:ascii="Times New Roman" w:hAnsi="Times New Roman" w:cs="Times New Roman"/>
+          <w:b w:val="0"/>
+          <w:i w:val="0"/>
+          <w:sz w:val="24"/>
+        </w:rPr>
+        <w:t xml:space="preserve"> da integração, individualizadas no item seguinte. A atribuição de valor autônomo a este pedido implicaria dupla contagem da mesma utilidade econômica. </w:t>
+      </w:r>
+      <w:r>
+        <w:rPr>
+          <w:rFonts w:ascii="Times New Roman" w:hAnsi="Times New Roman" w:cs="Times New Roman"/>
+          <w:b w:val="0"/>
+          <w:i w:val="0"/>
+          <w:color w:val="FF0000"/>
+          <w:sz w:val="24"/>
+        </w:rPr>
+        <w:t>[CONFERIR: se houver competências em que o pagamento extrafolha não tenha sido efetivamente realizado, deverá ser postulado também o principal correspondente, com valor próprio.]</w:t>
       </w:r>
     </w:p>
     <w:p/>
@@ -1635,7 +1899,2900 @@
           <w:i w:val="0"/>
           <w:sz w:val="24"/>
         </w:rPr>
-        <w:t>IV.5 – Multa do art. 467 da CLT</w:t>
+        <w:t>IV.5 – Reflexos da integração do salário extrafolha (R$ 700,00 mensais)</w:t>
+      </w:r>
+    </w:p>
+    <w:p/>
+    <w:p>
+      <w:pPr>
+        <w:ind w:firstLine="850"/>
+        <w:jc w:val="both"/>
+      </w:pPr>
+      <w:r>
+        <w:rPr>
+          <w:rFonts w:ascii="Times New Roman" w:hAnsi="Times New Roman" w:cs="Times New Roman"/>
+          <w:b w:val="0"/>
+          <w:i w:val="0"/>
+          <w:sz w:val="24"/>
+        </w:rPr>
+        <w:t>Repercussões da integração da média mensal paga extrafolha, no período imprescrito de 59 meses (total integrado de R$ 41.300,00), na forma do art. 457 da CLT:</w:t>
+      </w:r>
+    </w:p>
+    <w:p/>
+    <w:tbl>
+      <w:tblPr>
+        <w:tblStyle w:val="TableGrid"/>
+        <w:tblW w:type="auto" w:w="0"/>
+        <w:jc w:val="center"/>
+        <w:tblLook w:firstColumn="1" w:firstRow="1" w:lastColumn="0" w:lastRow="0" w:noHBand="0" w:noVBand="1" w:val="04A0"/>
+      </w:tblPr>
+      <w:tblGrid>
+        <w:gridCol w:w="3213"/>
+        <w:gridCol w:w="3213"/>
+        <w:gridCol w:w="3213"/>
+      </w:tblGrid>
+      <w:tr>
+        <w:tc>
+          <w:tcPr>
+            <w:tcW w:type="dxa" w:w="3213"/>
+          </w:tcPr>
+          <w:p>
+            <w:pPr>
+              <w:spacing w:line="240" w:lineRule="auto"/>
+              <w:ind w:firstLine="0"/>
+            </w:pPr>
+            <w:r>
+              <w:rPr>
+                <w:rFonts w:ascii="Times New Roman" w:hAnsi="Times New Roman" w:cs="Times New Roman"/>
+                <w:b/>
+                <w:i w:val="0"/>
+                <w:sz w:val="22"/>
+              </w:rPr>
+              <w:t>Rubrica</w:t>
+            </w:r>
+          </w:p>
+        </w:tc>
+        <w:tc>
+          <w:tcPr>
+            <w:tcW w:type="dxa" w:w="3213"/>
+          </w:tcPr>
+          <w:p>
+            <w:pPr>
+              <w:spacing w:line="240" w:lineRule="auto"/>
+              <w:ind w:firstLine="0"/>
+            </w:pPr>
+            <w:r>
+              <w:rPr>
+                <w:rFonts w:ascii="Times New Roman" w:hAnsi="Times New Roman" w:cs="Times New Roman"/>
+                <w:b/>
+                <w:i w:val="0"/>
+                <w:sz w:val="22"/>
+              </w:rPr>
+              <w:t>Critério</w:t>
+            </w:r>
+          </w:p>
+        </w:tc>
+        <w:tc>
+          <w:tcPr>
+            <w:tcW w:type="dxa" w:w="3213"/>
+          </w:tcPr>
+          <w:p>
+            <w:pPr>
+              <w:spacing w:line="240" w:lineRule="auto"/>
+              <w:ind w:firstLine="0"/>
+            </w:pPr>
+            <w:r>
+              <w:rPr>
+                <w:rFonts w:ascii="Times New Roman" w:hAnsi="Times New Roman" w:cs="Times New Roman"/>
+                <w:b/>
+                <w:i w:val="0"/>
+                <w:sz w:val="22"/>
+              </w:rPr>
+              <w:t>Valor</w:t>
+            </w:r>
+          </w:p>
+        </w:tc>
+      </w:tr>
+      <w:tr>
+        <w:tc>
+          <w:tcPr>
+            <w:tcW w:type="dxa" w:w="3213"/>
+          </w:tcPr>
+          <w:p>
+            <w:pPr>
+              <w:spacing w:line="240" w:lineRule="auto"/>
+              <w:ind w:firstLine="0"/>
+            </w:pPr>
+            <w:r>
+              <w:rPr>
+                <w:rFonts w:ascii="Times New Roman" w:hAnsi="Times New Roman" w:cs="Times New Roman"/>
+                <w:b w:val="0"/>
+                <w:i w:val="0"/>
+                <w:sz w:val="22"/>
+              </w:rPr>
+              <w:t>13º salários</w:t>
+            </w:r>
+          </w:p>
+        </w:tc>
+        <w:tc>
+          <w:tcPr>
+            <w:tcW w:type="dxa" w:w="3213"/>
+          </w:tcPr>
+          <w:p>
+            <w:pPr>
+              <w:spacing w:line="240" w:lineRule="auto"/>
+              <w:ind w:firstLine="0"/>
+            </w:pPr>
+            <w:r>
+              <w:rPr>
+                <w:rFonts w:ascii="Times New Roman" w:hAnsi="Times New Roman" w:cs="Times New Roman"/>
+                <w:b w:val="0"/>
+                <w:i w:val="0"/>
+                <w:sz w:val="22"/>
+              </w:rPr>
+              <w:t>R$ 41.300,00 ÷ 12</w:t>
+            </w:r>
+          </w:p>
+        </w:tc>
+        <w:tc>
+          <w:tcPr>
+            <w:tcW w:type="dxa" w:w="3213"/>
+          </w:tcPr>
+          <w:p>
+            <w:pPr>
+              <w:spacing w:line="240" w:lineRule="auto"/>
+              <w:ind w:firstLine="0"/>
+            </w:pPr>
+            <w:r>
+              <w:rPr>
+                <w:rFonts w:ascii="Times New Roman" w:hAnsi="Times New Roman" w:cs="Times New Roman"/>
+                <w:b w:val="0"/>
+                <w:i w:val="0"/>
+                <w:sz w:val="22"/>
+              </w:rPr>
+              <w:t>R$ 3.441,67</w:t>
+            </w:r>
+          </w:p>
+        </w:tc>
+      </w:tr>
+      <w:tr>
+        <w:tc>
+          <w:tcPr>
+            <w:tcW w:type="dxa" w:w="3213"/>
+          </w:tcPr>
+          <w:p>
+            <w:pPr>
+              <w:spacing w:line="240" w:lineRule="auto"/>
+              <w:ind w:firstLine="0"/>
+            </w:pPr>
+            <w:r>
+              <w:rPr>
+                <w:rFonts w:ascii="Times New Roman" w:hAnsi="Times New Roman" w:cs="Times New Roman"/>
+                <w:b w:val="0"/>
+                <w:i w:val="0"/>
+                <w:sz w:val="22"/>
+              </w:rPr>
+              <w:t>Férias + 1/3</w:t>
+            </w:r>
+          </w:p>
+        </w:tc>
+        <w:tc>
+          <w:tcPr>
+            <w:tcW w:type="dxa" w:w="3213"/>
+          </w:tcPr>
+          <w:p>
+            <w:pPr>
+              <w:spacing w:line="240" w:lineRule="auto"/>
+              <w:ind w:firstLine="0"/>
+            </w:pPr>
+            <w:r>
+              <w:rPr>
+                <w:rFonts w:ascii="Times New Roman" w:hAnsi="Times New Roman" w:cs="Times New Roman"/>
+                <w:b w:val="0"/>
+                <w:i w:val="0"/>
+                <w:sz w:val="22"/>
+              </w:rPr>
+              <w:t>R$ 41.300,00 ÷ 12 × 1,3333</w:t>
+            </w:r>
+          </w:p>
+        </w:tc>
+        <w:tc>
+          <w:tcPr>
+            <w:tcW w:type="dxa" w:w="3213"/>
+          </w:tcPr>
+          <w:p>
+            <w:pPr>
+              <w:spacing w:line="240" w:lineRule="auto"/>
+              <w:ind w:firstLine="0"/>
+            </w:pPr>
+            <w:r>
+              <w:rPr>
+                <w:rFonts w:ascii="Times New Roman" w:hAnsi="Times New Roman" w:cs="Times New Roman"/>
+                <w:b w:val="0"/>
+                <w:i w:val="0"/>
+                <w:sz w:val="22"/>
+              </w:rPr>
+              <w:t>R$ 4.588,89</w:t>
+            </w:r>
+          </w:p>
+        </w:tc>
+      </w:tr>
+      <w:tr>
+        <w:tc>
+          <w:tcPr>
+            <w:tcW w:type="dxa" w:w="3213"/>
+          </w:tcPr>
+          <w:p>
+            <w:pPr>
+              <w:spacing w:line="240" w:lineRule="auto"/>
+              <w:ind w:firstLine="0"/>
+            </w:pPr>
+            <w:r>
+              <w:rPr>
+                <w:rFonts w:ascii="Times New Roman" w:hAnsi="Times New Roman" w:cs="Times New Roman"/>
+                <w:b w:val="0"/>
+                <w:i w:val="0"/>
+                <w:sz w:val="22"/>
+              </w:rPr>
+              <w:t>Aviso-prévio indenizado</w:t>
+            </w:r>
+          </w:p>
+        </w:tc>
+        <w:tc>
+          <w:tcPr>
+            <w:tcW w:type="dxa" w:w="3213"/>
+          </w:tcPr>
+          <w:p>
+            <w:pPr>
+              <w:spacing w:line="240" w:lineRule="auto"/>
+              <w:ind w:firstLine="0"/>
+            </w:pPr>
+            <w:r>
+              <w:rPr>
+                <w:rFonts w:ascii="Times New Roman" w:hAnsi="Times New Roman" w:cs="Times New Roman"/>
+                <w:b w:val="0"/>
+                <w:i w:val="0"/>
+                <w:sz w:val="22"/>
+              </w:rPr>
+              <w:t>R$ 700,00 × 2 meses</w:t>
+            </w:r>
+          </w:p>
+        </w:tc>
+        <w:tc>
+          <w:tcPr>
+            <w:tcW w:type="dxa" w:w="3213"/>
+          </w:tcPr>
+          <w:p>
+            <w:pPr>
+              <w:spacing w:line="240" w:lineRule="auto"/>
+              <w:ind w:firstLine="0"/>
+            </w:pPr>
+            <w:r>
+              <w:rPr>
+                <w:rFonts w:ascii="Times New Roman" w:hAnsi="Times New Roman" w:cs="Times New Roman"/>
+                <w:b w:val="0"/>
+                <w:i w:val="0"/>
+                <w:sz w:val="22"/>
+              </w:rPr>
+              <w:t>R$ 1.400,00</w:t>
+            </w:r>
+          </w:p>
+        </w:tc>
+      </w:tr>
+      <w:tr>
+        <w:tc>
+          <w:tcPr>
+            <w:tcW w:type="dxa" w:w="3213"/>
+          </w:tcPr>
+          <w:p>
+            <w:pPr>
+              <w:spacing w:line="240" w:lineRule="auto"/>
+              <w:ind w:firstLine="0"/>
+            </w:pPr>
+            <w:r>
+              <w:rPr>
+                <w:rFonts w:ascii="Times New Roman" w:hAnsi="Times New Roman" w:cs="Times New Roman"/>
+                <w:b w:val="0"/>
+                <w:i w:val="0"/>
+                <w:sz w:val="22"/>
+              </w:rPr>
+              <w:t>Saldo de salário</w:t>
+            </w:r>
+          </w:p>
+        </w:tc>
+        <w:tc>
+          <w:tcPr>
+            <w:tcW w:type="dxa" w:w="3213"/>
+          </w:tcPr>
+          <w:p>
+            <w:pPr>
+              <w:spacing w:line="240" w:lineRule="auto"/>
+              <w:ind w:firstLine="0"/>
+            </w:pPr>
+            <w:r>
+              <w:rPr>
+                <w:rFonts w:ascii="Times New Roman" w:hAnsi="Times New Roman" w:cs="Times New Roman"/>
+                <w:b w:val="0"/>
+                <w:i w:val="0"/>
+                <w:sz w:val="22"/>
+              </w:rPr>
+              <w:t xml:space="preserve">R$ 700,00 ÷ 30 × </w:t>
+            </w:r>
+            <w:r>
+              <w:rPr>
+                <w:rFonts w:ascii="Times New Roman" w:hAnsi="Times New Roman" w:cs="Times New Roman"/>
+                <w:b w:val="0"/>
+                <w:i w:val="0"/>
+                <w:color w:val="FF0000"/>
+                <w:sz w:val="22"/>
+              </w:rPr>
+              <w:t>[10]</w:t>
+            </w:r>
+            <w:r>
+              <w:rPr>
+                <w:rFonts w:ascii="Times New Roman" w:hAnsi="Times New Roman" w:cs="Times New Roman"/>
+                <w:b w:val="0"/>
+                <w:i w:val="0"/>
+                <w:sz w:val="22"/>
+              </w:rPr>
+              <w:t xml:space="preserve"> dias</w:t>
+            </w:r>
+          </w:p>
+        </w:tc>
+        <w:tc>
+          <w:tcPr>
+            <w:tcW w:type="dxa" w:w="3213"/>
+          </w:tcPr>
+          <w:p>
+            <w:pPr>
+              <w:spacing w:line="240" w:lineRule="auto"/>
+              <w:ind w:firstLine="0"/>
+            </w:pPr>
+            <w:r>
+              <w:rPr>
+                <w:rFonts w:ascii="Times New Roman" w:hAnsi="Times New Roman" w:cs="Times New Roman"/>
+                <w:b w:val="0"/>
+                <w:i w:val="0"/>
+                <w:sz w:val="22"/>
+              </w:rPr>
+              <w:t>R$ 233,33</w:t>
+            </w:r>
+          </w:p>
+        </w:tc>
+      </w:tr>
+      <w:tr>
+        <w:tc>
+          <w:tcPr>
+            <w:tcW w:type="dxa" w:w="3213"/>
+          </w:tcPr>
+          <w:p>
+            <w:pPr>
+              <w:spacing w:line="240" w:lineRule="auto"/>
+              <w:ind w:firstLine="0"/>
+            </w:pPr>
+            <w:r>
+              <w:rPr>
+                <w:rFonts w:ascii="Times New Roman" w:hAnsi="Times New Roman" w:cs="Times New Roman"/>
+                <w:b w:val="0"/>
+                <w:i w:val="0"/>
+                <w:sz w:val="22"/>
+              </w:rPr>
+              <w:t>FGTS (8%)</w:t>
+            </w:r>
+          </w:p>
+        </w:tc>
+        <w:tc>
+          <w:tcPr>
+            <w:tcW w:type="dxa" w:w="3213"/>
+          </w:tcPr>
+          <w:p>
+            <w:pPr>
+              <w:spacing w:line="240" w:lineRule="auto"/>
+              <w:ind w:firstLine="0"/>
+            </w:pPr>
+            <w:r>
+              <w:rPr>
+                <w:rFonts w:ascii="Times New Roman" w:hAnsi="Times New Roman" w:cs="Times New Roman"/>
+                <w:b w:val="0"/>
+                <w:i w:val="0"/>
+                <w:sz w:val="22"/>
+              </w:rPr>
+              <w:t>8% × (R$ 41.300,00 + 13º + aviso)</w:t>
+            </w:r>
+          </w:p>
+        </w:tc>
+        <w:tc>
+          <w:tcPr>
+            <w:tcW w:type="dxa" w:w="3213"/>
+          </w:tcPr>
+          <w:p>
+            <w:pPr>
+              <w:spacing w:line="240" w:lineRule="auto"/>
+              <w:ind w:firstLine="0"/>
+            </w:pPr>
+            <w:r>
+              <w:rPr>
+                <w:rFonts w:ascii="Times New Roman" w:hAnsi="Times New Roman" w:cs="Times New Roman"/>
+                <w:b w:val="0"/>
+                <w:i w:val="0"/>
+                <w:sz w:val="22"/>
+              </w:rPr>
+              <w:t>R$ 3.691,33</w:t>
+            </w:r>
+          </w:p>
+        </w:tc>
+      </w:tr>
+      <w:tr>
+        <w:tc>
+          <w:tcPr>
+            <w:tcW w:type="dxa" w:w="3213"/>
+          </w:tcPr>
+          <w:p>
+            <w:pPr>
+              <w:spacing w:line="240" w:lineRule="auto"/>
+              <w:ind w:firstLine="0"/>
+            </w:pPr>
+            <w:r>
+              <w:rPr>
+                <w:rFonts w:ascii="Times New Roman" w:hAnsi="Times New Roman" w:cs="Times New Roman"/>
+                <w:b w:val="0"/>
+                <w:i w:val="0"/>
+                <w:sz w:val="22"/>
+              </w:rPr>
+              <w:t>Multa de 40%</w:t>
+            </w:r>
+          </w:p>
+        </w:tc>
+        <w:tc>
+          <w:tcPr>
+            <w:tcW w:type="dxa" w:w="3213"/>
+          </w:tcPr>
+          <w:p>
+            <w:pPr>
+              <w:spacing w:line="240" w:lineRule="auto"/>
+              <w:ind w:firstLine="0"/>
+            </w:pPr>
+            <w:r>
+              <w:rPr>
+                <w:rFonts w:ascii="Times New Roman" w:hAnsi="Times New Roman" w:cs="Times New Roman"/>
+                <w:b w:val="0"/>
+                <w:i w:val="0"/>
+                <w:sz w:val="22"/>
+              </w:rPr>
+              <w:t>40% × R$ 3.691,33</w:t>
+            </w:r>
+          </w:p>
+        </w:tc>
+        <w:tc>
+          <w:tcPr>
+            <w:tcW w:type="dxa" w:w="3213"/>
+          </w:tcPr>
+          <w:p>
+            <w:pPr>
+              <w:spacing w:line="240" w:lineRule="auto"/>
+              <w:ind w:firstLine="0"/>
+            </w:pPr>
+            <w:r>
+              <w:rPr>
+                <w:rFonts w:ascii="Times New Roman" w:hAnsi="Times New Roman" w:cs="Times New Roman"/>
+                <w:b w:val="0"/>
+                <w:i w:val="0"/>
+                <w:sz w:val="22"/>
+              </w:rPr>
+              <w:t>R$ 1.476,53</w:t>
+            </w:r>
+          </w:p>
+        </w:tc>
+      </w:tr>
+      <w:tr>
+        <w:tc>
+          <w:tcPr>
+            <w:tcW w:type="dxa" w:w="3213"/>
+          </w:tcPr>
+          <w:p>
+            <w:pPr>
+              <w:spacing w:line="240" w:lineRule="auto"/>
+              <w:ind w:firstLine="0"/>
+            </w:pPr>
+            <w:r>
+              <w:rPr>
+                <w:rFonts w:ascii="Times New Roman" w:hAnsi="Times New Roman" w:cs="Times New Roman"/>
+                <w:b/>
+                <w:i w:val="0"/>
+                <w:sz w:val="22"/>
+              </w:rPr>
+              <w:t>Subtotal</w:t>
+            </w:r>
+          </w:p>
+        </w:tc>
+        <w:tc>
+          <w:tcPr>
+            <w:tcW w:type="dxa" w:w="3213"/>
+          </w:tcPr>
+          <w:p>
+            <w:pPr>
+              <w:spacing w:line="240" w:lineRule="auto"/>
+              <w:ind w:firstLine="0"/>
+            </w:pPr>
+            <w:r>
+              <w:rPr>
+                <w:rFonts w:ascii="Times New Roman" w:hAnsi="Times New Roman" w:cs="Times New Roman"/>
+                <w:b w:val="0"/>
+                <w:i w:val="0"/>
+                <w:sz w:val="22"/>
+              </w:rPr>
+            </w:r>
+          </w:p>
+        </w:tc>
+        <w:tc>
+          <w:tcPr>
+            <w:tcW w:type="dxa" w:w="3213"/>
+          </w:tcPr>
+          <w:p>
+            <w:pPr>
+              <w:spacing w:line="240" w:lineRule="auto"/>
+              <w:ind w:firstLine="0"/>
+            </w:pPr>
+            <w:r>
+              <w:rPr>
+                <w:rFonts w:ascii="Times New Roman" w:hAnsi="Times New Roman" w:cs="Times New Roman"/>
+                <w:b/>
+                <w:i w:val="0"/>
+                <w:sz w:val="22"/>
+              </w:rPr>
+              <w:t>R$ 14.831,75</w:t>
+            </w:r>
+          </w:p>
+        </w:tc>
+      </w:tr>
+    </w:tbl>
+    <w:p/>
+    <w:p>
+      <w:pPr>
+        <w:ind w:firstLine="850"/>
+        <w:jc w:val="both"/>
+      </w:pPr>
+      <w:r>
+        <w:rPr>
+          <w:rFonts w:ascii="Times New Roman" w:hAnsi="Times New Roman" w:cs="Times New Roman"/>
+          <w:b w:val="0"/>
+          <w:i w:val="0"/>
+          <w:sz w:val="24"/>
+        </w:rPr>
+        <w:t xml:space="preserve">O reflexo da integração do extrafolha sobre as horas extras já se encontra computado no pedido próprio de horas extras, cuja base de cálculo é a </w:t>
+      </w:r>
+      <w:r>
+        <w:rPr>
+          <w:rFonts w:ascii="Times New Roman" w:hAnsi="Times New Roman" w:cs="Times New Roman"/>
+          <w:b/>
+          <w:i w:val="0"/>
+          <w:sz w:val="24"/>
+        </w:rPr>
+        <w:t>remuneração real</w:t>
+      </w:r>
+      <w:r>
+        <w:rPr>
+          <w:rFonts w:ascii="Times New Roman" w:hAnsi="Times New Roman" w:cs="Times New Roman"/>
+          <w:b w:val="0"/>
+          <w:i w:val="0"/>
+          <w:sz w:val="24"/>
+        </w:rPr>
+        <w:t>, não havendo dupla contagem.</w:t>
+      </w:r>
+    </w:p>
+    <w:p/>
+    <w:p>
+      <w:pPr>
+        <w:ind w:firstLine="850"/>
+        <w:jc w:val="both"/>
+      </w:pPr>
+      <w:r>
+        <w:rPr>
+          <w:rFonts w:ascii="Times New Roman" w:hAnsi="Times New Roman" w:cs="Times New Roman"/>
+          <w:b/>
+          <w:i w:val="0"/>
+          <w:sz w:val="24"/>
+        </w:rPr>
+        <w:t>IV.6 – Adicional por acúmulo de função (20%) e reflexos</w:t>
+      </w:r>
+    </w:p>
+    <w:p/>
+    <w:p>
+      <w:pPr>
+        <w:ind w:firstLine="850"/>
+        <w:jc w:val="both"/>
+      </w:pPr>
+      <w:r>
+        <w:rPr>
+          <w:rFonts w:ascii="Times New Roman" w:hAnsi="Times New Roman" w:cs="Times New Roman"/>
+          <w:b w:val="0"/>
+          <w:i w:val="0"/>
+          <w:sz w:val="24"/>
+        </w:rPr>
+        <w:t>Percentual de 20% sobre a remuneração real, pelas atribuições exercidas além da função registrada, no período imprescrito:</w:t>
+      </w:r>
+    </w:p>
+    <w:p/>
+    <w:tbl>
+      <w:tblPr>
+        <w:tblStyle w:val="TableGrid"/>
+        <w:tblW w:type="auto" w:w="0"/>
+        <w:jc w:val="center"/>
+        <w:tblLook w:firstColumn="1" w:firstRow="1" w:lastColumn="0" w:lastRow="0" w:noHBand="0" w:noVBand="1" w:val="04A0"/>
+      </w:tblPr>
+      <w:tblGrid>
+        <w:gridCol w:w="3213"/>
+        <w:gridCol w:w="3213"/>
+        <w:gridCol w:w="3213"/>
+      </w:tblGrid>
+      <w:tr>
+        <w:tc>
+          <w:tcPr>
+            <w:tcW w:type="dxa" w:w="3213"/>
+          </w:tcPr>
+          <w:p>
+            <w:pPr>
+              <w:spacing w:line="240" w:lineRule="auto"/>
+              <w:ind w:firstLine="0"/>
+            </w:pPr>
+            <w:r>
+              <w:rPr>
+                <w:rFonts w:ascii="Times New Roman" w:hAnsi="Times New Roman" w:cs="Times New Roman"/>
+                <w:b/>
+                <w:i w:val="0"/>
+                <w:sz w:val="22"/>
+              </w:rPr>
+              <w:t>Rubrica</w:t>
+            </w:r>
+          </w:p>
+        </w:tc>
+        <w:tc>
+          <w:tcPr>
+            <w:tcW w:type="dxa" w:w="3213"/>
+          </w:tcPr>
+          <w:p>
+            <w:pPr>
+              <w:spacing w:line="240" w:lineRule="auto"/>
+              <w:ind w:firstLine="0"/>
+            </w:pPr>
+            <w:r>
+              <w:rPr>
+                <w:rFonts w:ascii="Times New Roman" w:hAnsi="Times New Roman" w:cs="Times New Roman"/>
+                <w:b/>
+                <w:i w:val="0"/>
+                <w:sz w:val="22"/>
+              </w:rPr>
+              <w:t>Critério</w:t>
+            </w:r>
+          </w:p>
+        </w:tc>
+        <w:tc>
+          <w:tcPr>
+            <w:tcW w:type="dxa" w:w="3213"/>
+          </w:tcPr>
+          <w:p>
+            <w:pPr>
+              <w:spacing w:line="240" w:lineRule="auto"/>
+              <w:ind w:firstLine="0"/>
+            </w:pPr>
+            <w:r>
+              <w:rPr>
+                <w:rFonts w:ascii="Times New Roman" w:hAnsi="Times New Roman" w:cs="Times New Roman"/>
+                <w:b/>
+                <w:i w:val="0"/>
+                <w:sz w:val="22"/>
+              </w:rPr>
+              <w:t>Valor</w:t>
+            </w:r>
+          </w:p>
+        </w:tc>
+      </w:tr>
+      <w:tr>
+        <w:tc>
+          <w:tcPr>
+            <w:tcW w:type="dxa" w:w="3213"/>
+          </w:tcPr>
+          <w:p>
+            <w:pPr>
+              <w:spacing w:line="240" w:lineRule="auto"/>
+              <w:ind w:firstLine="0"/>
+            </w:pPr>
+            <w:r>
+              <w:rPr>
+                <w:rFonts w:ascii="Times New Roman" w:hAnsi="Times New Roman" w:cs="Times New Roman"/>
+                <w:b w:val="0"/>
+                <w:i w:val="0"/>
+                <w:sz w:val="22"/>
+              </w:rPr>
+              <w:t>Principal</w:t>
+            </w:r>
+          </w:p>
+        </w:tc>
+        <w:tc>
+          <w:tcPr>
+            <w:tcW w:type="dxa" w:w="3213"/>
+          </w:tcPr>
+          <w:p>
+            <w:pPr>
+              <w:spacing w:line="240" w:lineRule="auto"/>
+              <w:ind w:firstLine="0"/>
+            </w:pPr>
+            <w:r>
+              <w:rPr>
+                <w:rFonts w:ascii="Times New Roman" w:hAnsi="Times New Roman" w:cs="Times New Roman"/>
+                <w:b w:val="0"/>
+                <w:i w:val="0"/>
+                <w:sz w:val="22"/>
+              </w:rPr>
+              <w:t>20% × R$ 3.036,60 = R$ 607,32 × 59 meses</w:t>
+            </w:r>
+          </w:p>
+        </w:tc>
+        <w:tc>
+          <w:tcPr>
+            <w:tcW w:type="dxa" w:w="3213"/>
+          </w:tcPr>
+          <w:p>
+            <w:pPr>
+              <w:spacing w:line="240" w:lineRule="auto"/>
+              <w:ind w:firstLine="0"/>
+            </w:pPr>
+            <w:r>
+              <w:rPr>
+                <w:rFonts w:ascii="Times New Roman" w:hAnsi="Times New Roman" w:cs="Times New Roman"/>
+                <w:b w:val="0"/>
+                <w:i w:val="0"/>
+                <w:sz w:val="22"/>
+              </w:rPr>
+              <w:t>R$ 35.831,88</w:t>
+            </w:r>
+          </w:p>
+        </w:tc>
+      </w:tr>
+      <w:tr>
+        <w:tc>
+          <w:tcPr>
+            <w:tcW w:type="dxa" w:w="3213"/>
+          </w:tcPr>
+          <w:p>
+            <w:pPr>
+              <w:spacing w:line="240" w:lineRule="auto"/>
+              <w:ind w:firstLine="0"/>
+            </w:pPr>
+            <w:r>
+              <w:rPr>
+                <w:rFonts w:ascii="Times New Roman" w:hAnsi="Times New Roman" w:cs="Times New Roman"/>
+                <w:b w:val="0"/>
+                <w:i w:val="0"/>
+                <w:sz w:val="22"/>
+              </w:rPr>
+              <w:t>13º salários</w:t>
+            </w:r>
+          </w:p>
+        </w:tc>
+        <w:tc>
+          <w:tcPr>
+            <w:tcW w:type="dxa" w:w="3213"/>
+          </w:tcPr>
+          <w:p>
+            <w:pPr>
+              <w:spacing w:line="240" w:lineRule="auto"/>
+              <w:ind w:firstLine="0"/>
+            </w:pPr>
+            <w:r>
+              <w:rPr>
+                <w:rFonts w:ascii="Times New Roman" w:hAnsi="Times New Roman" w:cs="Times New Roman"/>
+                <w:b w:val="0"/>
+                <w:i w:val="0"/>
+                <w:sz w:val="22"/>
+              </w:rPr>
+              <w:t>R$ 35.831,88 ÷ 12</w:t>
+            </w:r>
+          </w:p>
+        </w:tc>
+        <w:tc>
+          <w:tcPr>
+            <w:tcW w:type="dxa" w:w="3213"/>
+          </w:tcPr>
+          <w:p>
+            <w:pPr>
+              <w:spacing w:line="240" w:lineRule="auto"/>
+              <w:ind w:firstLine="0"/>
+            </w:pPr>
+            <w:r>
+              <w:rPr>
+                <w:rFonts w:ascii="Times New Roman" w:hAnsi="Times New Roman" w:cs="Times New Roman"/>
+                <w:b w:val="0"/>
+                <w:i w:val="0"/>
+                <w:sz w:val="22"/>
+              </w:rPr>
+              <w:t>R$ 2.985,99</w:t>
+            </w:r>
+          </w:p>
+        </w:tc>
+      </w:tr>
+      <w:tr>
+        <w:tc>
+          <w:tcPr>
+            <w:tcW w:type="dxa" w:w="3213"/>
+          </w:tcPr>
+          <w:p>
+            <w:pPr>
+              <w:spacing w:line="240" w:lineRule="auto"/>
+              <w:ind w:firstLine="0"/>
+            </w:pPr>
+            <w:r>
+              <w:rPr>
+                <w:rFonts w:ascii="Times New Roman" w:hAnsi="Times New Roman" w:cs="Times New Roman"/>
+                <w:b w:val="0"/>
+                <w:i w:val="0"/>
+                <w:sz w:val="22"/>
+              </w:rPr>
+              <w:t>Férias + 1/3</w:t>
+            </w:r>
+          </w:p>
+        </w:tc>
+        <w:tc>
+          <w:tcPr>
+            <w:tcW w:type="dxa" w:w="3213"/>
+          </w:tcPr>
+          <w:p>
+            <w:pPr>
+              <w:spacing w:line="240" w:lineRule="auto"/>
+              <w:ind w:firstLine="0"/>
+            </w:pPr>
+            <w:r>
+              <w:rPr>
+                <w:rFonts w:ascii="Times New Roman" w:hAnsi="Times New Roman" w:cs="Times New Roman"/>
+                <w:b w:val="0"/>
+                <w:i w:val="0"/>
+                <w:sz w:val="22"/>
+              </w:rPr>
+              <w:t>R$ 35.831,88 ÷ 12 × 1,3333</w:t>
+            </w:r>
+          </w:p>
+        </w:tc>
+        <w:tc>
+          <w:tcPr>
+            <w:tcW w:type="dxa" w:w="3213"/>
+          </w:tcPr>
+          <w:p>
+            <w:pPr>
+              <w:spacing w:line="240" w:lineRule="auto"/>
+              <w:ind w:firstLine="0"/>
+            </w:pPr>
+            <w:r>
+              <w:rPr>
+                <w:rFonts w:ascii="Times New Roman" w:hAnsi="Times New Roman" w:cs="Times New Roman"/>
+                <w:b w:val="0"/>
+                <w:i w:val="0"/>
+                <w:sz w:val="22"/>
+              </w:rPr>
+              <w:t>R$ 3.981,32</w:t>
+            </w:r>
+          </w:p>
+        </w:tc>
+      </w:tr>
+      <w:tr>
+        <w:tc>
+          <w:tcPr>
+            <w:tcW w:type="dxa" w:w="3213"/>
+          </w:tcPr>
+          <w:p>
+            <w:pPr>
+              <w:spacing w:line="240" w:lineRule="auto"/>
+              <w:ind w:firstLine="0"/>
+            </w:pPr>
+            <w:r>
+              <w:rPr>
+                <w:rFonts w:ascii="Times New Roman" w:hAnsi="Times New Roman" w:cs="Times New Roman"/>
+                <w:b w:val="0"/>
+                <w:i w:val="0"/>
+                <w:sz w:val="22"/>
+              </w:rPr>
+              <w:t>Aviso-prévio indenizado</w:t>
+            </w:r>
+          </w:p>
+        </w:tc>
+        <w:tc>
+          <w:tcPr>
+            <w:tcW w:type="dxa" w:w="3213"/>
+          </w:tcPr>
+          <w:p>
+            <w:pPr>
+              <w:spacing w:line="240" w:lineRule="auto"/>
+              <w:ind w:firstLine="0"/>
+            </w:pPr>
+            <w:r>
+              <w:rPr>
+                <w:rFonts w:ascii="Times New Roman" w:hAnsi="Times New Roman" w:cs="Times New Roman"/>
+                <w:b w:val="0"/>
+                <w:i w:val="0"/>
+                <w:sz w:val="22"/>
+              </w:rPr>
+              <w:t>R$ 607,32 × 2 meses</w:t>
+            </w:r>
+          </w:p>
+        </w:tc>
+        <w:tc>
+          <w:tcPr>
+            <w:tcW w:type="dxa" w:w="3213"/>
+          </w:tcPr>
+          <w:p>
+            <w:pPr>
+              <w:spacing w:line="240" w:lineRule="auto"/>
+              <w:ind w:firstLine="0"/>
+            </w:pPr>
+            <w:r>
+              <w:rPr>
+                <w:rFonts w:ascii="Times New Roman" w:hAnsi="Times New Roman" w:cs="Times New Roman"/>
+                <w:b w:val="0"/>
+                <w:i w:val="0"/>
+                <w:sz w:val="22"/>
+              </w:rPr>
+              <w:t>R$ 1.214,64</w:t>
+            </w:r>
+          </w:p>
+        </w:tc>
+      </w:tr>
+      <w:tr>
+        <w:tc>
+          <w:tcPr>
+            <w:tcW w:type="dxa" w:w="3213"/>
+          </w:tcPr>
+          <w:p>
+            <w:pPr>
+              <w:spacing w:line="240" w:lineRule="auto"/>
+              <w:ind w:firstLine="0"/>
+            </w:pPr>
+            <w:r>
+              <w:rPr>
+                <w:rFonts w:ascii="Times New Roman" w:hAnsi="Times New Roman" w:cs="Times New Roman"/>
+                <w:b w:val="0"/>
+                <w:i w:val="0"/>
+                <w:sz w:val="22"/>
+              </w:rPr>
+              <w:t>FGTS (8%)</w:t>
+            </w:r>
+          </w:p>
+        </w:tc>
+        <w:tc>
+          <w:tcPr>
+            <w:tcW w:type="dxa" w:w="3213"/>
+          </w:tcPr>
+          <w:p>
+            <w:pPr>
+              <w:spacing w:line="240" w:lineRule="auto"/>
+              <w:ind w:firstLine="0"/>
+            </w:pPr>
+            <w:r>
+              <w:rPr>
+                <w:rFonts w:ascii="Times New Roman" w:hAnsi="Times New Roman" w:cs="Times New Roman"/>
+                <w:b w:val="0"/>
+                <w:i w:val="0"/>
+                <w:sz w:val="22"/>
+              </w:rPr>
+              <w:t>8% × (principal + 13º + aviso)</w:t>
+            </w:r>
+          </w:p>
+        </w:tc>
+        <w:tc>
+          <w:tcPr>
+            <w:tcW w:type="dxa" w:w="3213"/>
+          </w:tcPr>
+          <w:p>
+            <w:pPr>
+              <w:spacing w:line="240" w:lineRule="auto"/>
+              <w:ind w:firstLine="0"/>
+            </w:pPr>
+            <w:r>
+              <w:rPr>
+                <w:rFonts w:ascii="Times New Roman" w:hAnsi="Times New Roman" w:cs="Times New Roman"/>
+                <w:b w:val="0"/>
+                <w:i w:val="0"/>
+                <w:sz w:val="22"/>
+              </w:rPr>
+              <w:t>R$ 3.202,60</w:t>
+            </w:r>
+          </w:p>
+        </w:tc>
+      </w:tr>
+      <w:tr>
+        <w:tc>
+          <w:tcPr>
+            <w:tcW w:type="dxa" w:w="3213"/>
+          </w:tcPr>
+          <w:p>
+            <w:pPr>
+              <w:spacing w:line="240" w:lineRule="auto"/>
+              <w:ind w:firstLine="0"/>
+            </w:pPr>
+            <w:r>
+              <w:rPr>
+                <w:rFonts w:ascii="Times New Roman" w:hAnsi="Times New Roman" w:cs="Times New Roman"/>
+                <w:b w:val="0"/>
+                <w:i w:val="0"/>
+                <w:sz w:val="22"/>
+              </w:rPr>
+              <w:t>Multa de 40%</w:t>
+            </w:r>
+          </w:p>
+        </w:tc>
+        <w:tc>
+          <w:tcPr>
+            <w:tcW w:type="dxa" w:w="3213"/>
+          </w:tcPr>
+          <w:p>
+            <w:pPr>
+              <w:spacing w:line="240" w:lineRule="auto"/>
+              <w:ind w:firstLine="0"/>
+            </w:pPr>
+            <w:r>
+              <w:rPr>
+                <w:rFonts w:ascii="Times New Roman" w:hAnsi="Times New Roman" w:cs="Times New Roman"/>
+                <w:b w:val="0"/>
+                <w:i w:val="0"/>
+                <w:sz w:val="22"/>
+              </w:rPr>
+              <w:t>40% × R$ 3.202,60</w:t>
+            </w:r>
+          </w:p>
+        </w:tc>
+        <w:tc>
+          <w:tcPr>
+            <w:tcW w:type="dxa" w:w="3213"/>
+          </w:tcPr>
+          <w:p>
+            <w:pPr>
+              <w:spacing w:line="240" w:lineRule="auto"/>
+              <w:ind w:firstLine="0"/>
+            </w:pPr>
+            <w:r>
+              <w:rPr>
+                <w:rFonts w:ascii="Times New Roman" w:hAnsi="Times New Roman" w:cs="Times New Roman"/>
+                <w:b w:val="0"/>
+                <w:i w:val="0"/>
+                <w:sz w:val="22"/>
+              </w:rPr>
+              <w:t>R$ 1.281,04</w:t>
+            </w:r>
+          </w:p>
+        </w:tc>
+      </w:tr>
+      <w:tr>
+        <w:tc>
+          <w:tcPr>
+            <w:tcW w:type="dxa" w:w="3213"/>
+          </w:tcPr>
+          <w:p>
+            <w:pPr>
+              <w:spacing w:line="240" w:lineRule="auto"/>
+              <w:ind w:firstLine="0"/>
+            </w:pPr>
+            <w:r>
+              <w:rPr>
+                <w:rFonts w:ascii="Times New Roman" w:hAnsi="Times New Roman" w:cs="Times New Roman"/>
+                <w:b/>
+                <w:i w:val="0"/>
+                <w:sz w:val="22"/>
+              </w:rPr>
+              <w:t>Subtotal</w:t>
+            </w:r>
+          </w:p>
+        </w:tc>
+        <w:tc>
+          <w:tcPr>
+            <w:tcW w:type="dxa" w:w="3213"/>
+          </w:tcPr>
+          <w:p>
+            <w:pPr>
+              <w:spacing w:line="240" w:lineRule="auto"/>
+              <w:ind w:firstLine="0"/>
+            </w:pPr>
+            <w:r>
+              <w:rPr>
+                <w:rFonts w:ascii="Times New Roman" w:hAnsi="Times New Roman" w:cs="Times New Roman"/>
+                <w:b w:val="0"/>
+                <w:i w:val="0"/>
+                <w:sz w:val="22"/>
+              </w:rPr>
+            </w:r>
+          </w:p>
+        </w:tc>
+        <w:tc>
+          <w:tcPr>
+            <w:tcW w:type="dxa" w:w="3213"/>
+          </w:tcPr>
+          <w:p>
+            <w:pPr>
+              <w:spacing w:line="240" w:lineRule="auto"/>
+              <w:ind w:firstLine="0"/>
+            </w:pPr>
+            <w:r>
+              <w:rPr>
+                <w:rFonts w:ascii="Times New Roman" w:hAnsi="Times New Roman" w:cs="Times New Roman"/>
+                <w:b/>
+                <w:i w:val="0"/>
+                <w:sz w:val="22"/>
+              </w:rPr>
+              <w:t>R$ 48.497,47</w:t>
+            </w:r>
+          </w:p>
+        </w:tc>
+      </w:tr>
+    </w:tbl>
+    <w:p/>
+    <w:p>
+      <w:pPr>
+        <w:ind w:firstLine="850"/>
+        <w:jc w:val="both"/>
+      </w:pPr>
+      <w:r>
+        <w:rPr>
+          <w:rFonts w:ascii="Times New Roman" w:hAnsi="Times New Roman" w:cs="Times New Roman"/>
+          <w:b/>
+          <w:i w:val="0"/>
+          <w:sz w:val="24"/>
+        </w:rPr>
+        <w:t>IV.7 – Horas extras e reflexos</w:t>
+      </w:r>
+    </w:p>
+    <w:p/>
+    <w:p>
+      <w:pPr>
+        <w:ind w:firstLine="850"/>
+        <w:jc w:val="both"/>
+      </w:pPr>
+      <w:r>
+        <w:rPr>
+          <w:rFonts w:ascii="Times New Roman" w:hAnsi="Times New Roman" w:cs="Times New Roman"/>
+          <w:b w:val="0"/>
+          <w:i w:val="0"/>
+          <w:sz w:val="24"/>
+        </w:rPr>
+        <w:t xml:space="preserve">Adotada a premissa conservadora de </w:t>
+      </w:r>
+      <w:r>
+        <w:rPr>
+          <w:rFonts w:ascii="Times New Roman" w:hAnsi="Times New Roman" w:cs="Times New Roman"/>
+          <w:b/>
+          <w:i w:val="0"/>
+          <w:sz w:val="24"/>
+        </w:rPr>
+        <w:t>1 (uma) hora extra por dia, em 24 dias por mês</w:t>
+      </w:r>
+      <w:r>
+        <w:rPr>
+          <w:rFonts w:ascii="Times New Roman" w:hAnsi="Times New Roman" w:cs="Times New Roman"/>
+          <w:b w:val="0"/>
+          <w:i w:val="0"/>
+          <w:sz w:val="24"/>
+        </w:rPr>
+        <w:t>, extraída da própria narrativa da inicial (comparecimento antes do início regular e permanência após as 20h30), no período imprescrito — total de 1.416 horas:</w:t>
+      </w:r>
+    </w:p>
+    <w:p/>
+    <w:tbl>
+      <w:tblPr>
+        <w:tblStyle w:val="TableGrid"/>
+        <w:tblW w:type="auto" w:w="0"/>
+        <w:jc w:val="center"/>
+        <w:tblLook w:firstColumn="1" w:firstRow="1" w:lastColumn="0" w:lastRow="0" w:noHBand="0" w:noVBand="1" w:val="04A0"/>
+      </w:tblPr>
+      <w:tblGrid>
+        <w:gridCol w:w="3213"/>
+        <w:gridCol w:w="3213"/>
+        <w:gridCol w:w="3213"/>
+      </w:tblGrid>
+      <w:tr>
+        <w:tc>
+          <w:tcPr>
+            <w:tcW w:type="dxa" w:w="3213"/>
+          </w:tcPr>
+          <w:p>
+            <w:pPr>
+              <w:spacing w:line="240" w:lineRule="auto"/>
+              <w:ind w:firstLine="0"/>
+            </w:pPr>
+            <w:r>
+              <w:rPr>
+                <w:rFonts w:ascii="Times New Roman" w:hAnsi="Times New Roman" w:cs="Times New Roman"/>
+                <w:b/>
+                <w:i w:val="0"/>
+                <w:sz w:val="22"/>
+              </w:rPr>
+              <w:t>Rubrica</w:t>
+            </w:r>
+          </w:p>
+        </w:tc>
+        <w:tc>
+          <w:tcPr>
+            <w:tcW w:type="dxa" w:w="3213"/>
+          </w:tcPr>
+          <w:p>
+            <w:pPr>
+              <w:spacing w:line="240" w:lineRule="auto"/>
+              <w:ind w:firstLine="0"/>
+            </w:pPr>
+            <w:r>
+              <w:rPr>
+                <w:rFonts w:ascii="Times New Roman" w:hAnsi="Times New Roman" w:cs="Times New Roman"/>
+                <w:b/>
+                <w:i w:val="0"/>
+                <w:sz w:val="22"/>
+              </w:rPr>
+              <w:t>Critério</w:t>
+            </w:r>
+          </w:p>
+        </w:tc>
+        <w:tc>
+          <w:tcPr>
+            <w:tcW w:type="dxa" w:w="3213"/>
+          </w:tcPr>
+          <w:p>
+            <w:pPr>
+              <w:spacing w:line="240" w:lineRule="auto"/>
+              <w:ind w:firstLine="0"/>
+            </w:pPr>
+            <w:r>
+              <w:rPr>
+                <w:rFonts w:ascii="Times New Roman" w:hAnsi="Times New Roman" w:cs="Times New Roman"/>
+                <w:b/>
+                <w:i w:val="0"/>
+                <w:sz w:val="22"/>
+              </w:rPr>
+              <w:t>Valor</w:t>
+            </w:r>
+          </w:p>
+        </w:tc>
+      </w:tr>
+      <w:tr>
+        <w:tc>
+          <w:tcPr>
+            <w:tcW w:type="dxa" w:w="3213"/>
+          </w:tcPr>
+          <w:p>
+            <w:pPr>
+              <w:spacing w:line="240" w:lineRule="auto"/>
+              <w:ind w:firstLine="0"/>
+            </w:pPr>
+            <w:r>
+              <w:rPr>
+                <w:rFonts w:ascii="Times New Roman" w:hAnsi="Times New Roman" w:cs="Times New Roman"/>
+                <w:b w:val="0"/>
+                <w:i w:val="0"/>
+                <w:sz w:val="22"/>
+              </w:rPr>
+              <w:t>Principal</w:t>
+            </w:r>
+          </w:p>
+        </w:tc>
+        <w:tc>
+          <w:tcPr>
+            <w:tcW w:type="dxa" w:w="3213"/>
+          </w:tcPr>
+          <w:p>
+            <w:pPr>
+              <w:spacing w:line="240" w:lineRule="auto"/>
+              <w:ind w:firstLine="0"/>
+            </w:pPr>
+            <w:r>
+              <w:rPr>
+                <w:rFonts w:ascii="Times New Roman" w:hAnsi="Times New Roman" w:cs="Times New Roman"/>
+                <w:b w:val="0"/>
+                <w:i w:val="0"/>
+                <w:sz w:val="22"/>
+              </w:rPr>
+              <w:t>1.416 h × R$ 20,70 (hora + 50%)</w:t>
+            </w:r>
+          </w:p>
+        </w:tc>
+        <w:tc>
+          <w:tcPr>
+            <w:tcW w:type="dxa" w:w="3213"/>
+          </w:tcPr>
+          <w:p>
+            <w:pPr>
+              <w:spacing w:line="240" w:lineRule="auto"/>
+              <w:ind w:firstLine="0"/>
+            </w:pPr>
+            <w:r>
+              <w:rPr>
+                <w:rFonts w:ascii="Times New Roman" w:hAnsi="Times New Roman" w:cs="Times New Roman"/>
+                <w:b w:val="0"/>
+                <w:i w:val="0"/>
+                <w:sz w:val="22"/>
+              </w:rPr>
+              <w:t>R$ 29.316,99</w:t>
+            </w:r>
+          </w:p>
+        </w:tc>
+      </w:tr>
+      <w:tr>
+        <w:tc>
+          <w:tcPr>
+            <w:tcW w:type="dxa" w:w="3213"/>
+          </w:tcPr>
+          <w:p>
+            <w:pPr>
+              <w:spacing w:line="240" w:lineRule="auto"/>
+              <w:ind w:firstLine="0"/>
+            </w:pPr>
+            <w:r>
+              <w:rPr>
+                <w:rFonts w:ascii="Times New Roman" w:hAnsi="Times New Roman" w:cs="Times New Roman"/>
+                <w:b w:val="0"/>
+                <w:i w:val="0"/>
+                <w:sz w:val="22"/>
+              </w:rPr>
+              <w:t>DSR</w:t>
+            </w:r>
+          </w:p>
+        </w:tc>
+        <w:tc>
+          <w:tcPr>
+            <w:tcW w:type="dxa" w:w="3213"/>
+          </w:tcPr>
+          <w:p>
+            <w:pPr>
+              <w:spacing w:line="240" w:lineRule="auto"/>
+              <w:ind w:firstLine="0"/>
+            </w:pPr>
+            <w:r>
+              <w:rPr>
+                <w:rFonts w:ascii="Times New Roman" w:hAnsi="Times New Roman" w:cs="Times New Roman"/>
+                <w:b w:val="0"/>
+                <w:i w:val="0"/>
+                <w:sz w:val="22"/>
+              </w:rPr>
+              <w:t>principal ÷ 6</w:t>
+            </w:r>
+          </w:p>
+        </w:tc>
+        <w:tc>
+          <w:tcPr>
+            <w:tcW w:type="dxa" w:w="3213"/>
+          </w:tcPr>
+          <w:p>
+            <w:pPr>
+              <w:spacing w:line="240" w:lineRule="auto"/>
+              <w:ind w:firstLine="0"/>
+            </w:pPr>
+            <w:r>
+              <w:rPr>
+                <w:rFonts w:ascii="Times New Roman" w:hAnsi="Times New Roman" w:cs="Times New Roman"/>
+                <w:b w:val="0"/>
+                <w:i w:val="0"/>
+                <w:sz w:val="22"/>
+              </w:rPr>
+              <w:t>R$ 4.886,16</w:t>
+            </w:r>
+          </w:p>
+        </w:tc>
+      </w:tr>
+      <w:tr>
+        <w:tc>
+          <w:tcPr>
+            <w:tcW w:type="dxa" w:w="3213"/>
+          </w:tcPr>
+          <w:p>
+            <w:pPr>
+              <w:spacing w:line="240" w:lineRule="auto"/>
+              <w:ind w:firstLine="0"/>
+            </w:pPr>
+            <w:r>
+              <w:rPr>
+                <w:rFonts w:ascii="Times New Roman" w:hAnsi="Times New Roman" w:cs="Times New Roman"/>
+                <w:b w:val="0"/>
+                <w:i w:val="0"/>
+                <w:sz w:val="22"/>
+              </w:rPr>
+              <w:t>13º salários</w:t>
+            </w:r>
+          </w:p>
+        </w:tc>
+        <w:tc>
+          <w:tcPr>
+            <w:tcW w:type="dxa" w:w="3213"/>
+          </w:tcPr>
+          <w:p>
+            <w:pPr>
+              <w:spacing w:line="240" w:lineRule="auto"/>
+              <w:ind w:firstLine="0"/>
+            </w:pPr>
+            <w:r>
+              <w:rPr>
+                <w:rFonts w:ascii="Times New Roman" w:hAnsi="Times New Roman" w:cs="Times New Roman"/>
+                <w:b w:val="0"/>
+                <w:i w:val="0"/>
+                <w:sz w:val="22"/>
+              </w:rPr>
+              <w:t>(principal + DSR) ÷ 12</w:t>
+            </w:r>
+          </w:p>
+        </w:tc>
+        <w:tc>
+          <w:tcPr>
+            <w:tcW w:type="dxa" w:w="3213"/>
+          </w:tcPr>
+          <w:p>
+            <w:pPr>
+              <w:spacing w:line="240" w:lineRule="auto"/>
+              <w:ind w:firstLine="0"/>
+            </w:pPr>
+            <w:r>
+              <w:rPr>
+                <w:rFonts w:ascii="Times New Roman" w:hAnsi="Times New Roman" w:cs="Times New Roman"/>
+                <w:b w:val="0"/>
+                <w:i w:val="0"/>
+                <w:sz w:val="22"/>
+              </w:rPr>
+              <w:t>R$ 2.850,26</w:t>
+            </w:r>
+          </w:p>
+        </w:tc>
+      </w:tr>
+      <w:tr>
+        <w:tc>
+          <w:tcPr>
+            <w:tcW w:type="dxa" w:w="3213"/>
+          </w:tcPr>
+          <w:p>
+            <w:pPr>
+              <w:spacing w:line="240" w:lineRule="auto"/>
+              <w:ind w:firstLine="0"/>
+            </w:pPr>
+            <w:r>
+              <w:rPr>
+                <w:rFonts w:ascii="Times New Roman" w:hAnsi="Times New Roman" w:cs="Times New Roman"/>
+                <w:b w:val="0"/>
+                <w:i w:val="0"/>
+                <w:sz w:val="22"/>
+              </w:rPr>
+              <w:t>Férias + 1/3</w:t>
+            </w:r>
+          </w:p>
+        </w:tc>
+        <w:tc>
+          <w:tcPr>
+            <w:tcW w:type="dxa" w:w="3213"/>
+          </w:tcPr>
+          <w:p>
+            <w:pPr>
+              <w:spacing w:line="240" w:lineRule="auto"/>
+              <w:ind w:firstLine="0"/>
+            </w:pPr>
+            <w:r>
+              <w:rPr>
+                <w:rFonts w:ascii="Times New Roman" w:hAnsi="Times New Roman" w:cs="Times New Roman"/>
+                <w:b w:val="0"/>
+                <w:i w:val="0"/>
+                <w:sz w:val="22"/>
+              </w:rPr>
+              <w:t>(principal + DSR) ÷ 12 × 1,3333</w:t>
+            </w:r>
+          </w:p>
+        </w:tc>
+        <w:tc>
+          <w:tcPr>
+            <w:tcW w:type="dxa" w:w="3213"/>
+          </w:tcPr>
+          <w:p>
+            <w:pPr>
+              <w:spacing w:line="240" w:lineRule="auto"/>
+              <w:ind w:firstLine="0"/>
+            </w:pPr>
+            <w:r>
+              <w:rPr>
+                <w:rFonts w:ascii="Times New Roman" w:hAnsi="Times New Roman" w:cs="Times New Roman"/>
+                <w:b w:val="0"/>
+                <w:i w:val="0"/>
+                <w:sz w:val="22"/>
+              </w:rPr>
+              <w:t>R$ 3.800,35</w:t>
+            </w:r>
+          </w:p>
+        </w:tc>
+      </w:tr>
+      <w:tr>
+        <w:tc>
+          <w:tcPr>
+            <w:tcW w:type="dxa" w:w="3213"/>
+          </w:tcPr>
+          <w:p>
+            <w:pPr>
+              <w:spacing w:line="240" w:lineRule="auto"/>
+              <w:ind w:firstLine="0"/>
+            </w:pPr>
+            <w:r>
+              <w:rPr>
+                <w:rFonts w:ascii="Times New Roman" w:hAnsi="Times New Roman" w:cs="Times New Roman"/>
+                <w:b w:val="0"/>
+                <w:i w:val="0"/>
+                <w:sz w:val="22"/>
+              </w:rPr>
+              <w:t>Aviso-prévio indenizado</w:t>
+            </w:r>
+          </w:p>
+        </w:tc>
+        <w:tc>
+          <w:tcPr>
+            <w:tcW w:type="dxa" w:w="3213"/>
+          </w:tcPr>
+          <w:p>
+            <w:pPr>
+              <w:spacing w:line="240" w:lineRule="auto"/>
+              <w:ind w:firstLine="0"/>
+            </w:pPr>
+            <w:r>
+              <w:rPr>
+                <w:rFonts w:ascii="Times New Roman" w:hAnsi="Times New Roman" w:cs="Times New Roman"/>
+                <w:b w:val="0"/>
+                <w:i w:val="0"/>
+                <w:sz w:val="22"/>
+              </w:rPr>
+              <w:t>24 h × R$ 20,70 × 2 meses</w:t>
+            </w:r>
+          </w:p>
+        </w:tc>
+        <w:tc>
+          <w:tcPr>
+            <w:tcW w:type="dxa" w:w="3213"/>
+          </w:tcPr>
+          <w:p>
+            <w:pPr>
+              <w:spacing w:line="240" w:lineRule="auto"/>
+              <w:ind w:firstLine="0"/>
+            </w:pPr>
+            <w:r>
+              <w:rPr>
+                <w:rFonts w:ascii="Times New Roman" w:hAnsi="Times New Roman" w:cs="Times New Roman"/>
+                <w:b w:val="0"/>
+                <w:i w:val="0"/>
+                <w:sz w:val="22"/>
+              </w:rPr>
+              <w:t>R$ 993,80</w:t>
+            </w:r>
+          </w:p>
+        </w:tc>
+      </w:tr>
+      <w:tr>
+        <w:tc>
+          <w:tcPr>
+            <w:tcW w:type="dxa" w:w="3213"/>
+          </w:tcPr>
+          <w:p>
+            <w:pPr>
+              <w:spacing w:line="240" w:lineRule="auto"/>
+              <w:ind w:firstLine="0"/>
+            </w:pPr>
+            <w:r>
+              <w:rPr>
+                <w:rFonts w:ascii="Times New Roman" w:hAnsi="Times New Roman" w:cs="Times New Roman"/>
+                <w:b w:val="0"/>
+                <w:i w:val="0"/>
+                <w:sz w:val="22"/>
+              </w:rPr>
+              <w:t>FGTS (8%)</w:t>
+            </w:r>
+          </w:p>
+        </w:tc>
+        <w:tc>
+          <w:tcPr>
+            <w:tcW w:type="dxa" w:w="3213"/>
+          </w:tcPr>
+          <w:p>
+            <w:pPr>
+              <w:spacing w:line="240" w:lineRule="auto"/>
+              <w:ind w:firstLine="0"/>
+            </w:pPr>
+            <w:r>
+              <w:rPr>
+                <w:rFonts w:ascii="Times New Roman" w:hAnsi="Times New Roman" w:cs="Times New Roman"/>
+                <w:b w:val="0"/>
+                <w:i w:val="0"/>
+                <w:sz w:val="22"/>
+              </w:rPr>
+              <w:t>8% × (principal + DSR + 13º)</w:t>
+            </w:r>
+          </w:p>
+        </w:tc>
+        <w:tc>
+          <w:tcPr>
+            <w:tcW w:type="dxa" w:w="3213"/>
+          </w:tcPr>
+          <w:p>
+            <w:pPr>
+              <w:spacing w:line="240" w:lineRule="auto"/>
+              <w:ind w:firstLine="0"/>
+            </w:pPr>
+            <w:r>
+              <w:rPr>
+                <w:rFonts w:ascii="Times New Roman" w:hAnsi="Times New Roman" w:cs="Times New Roman"/>
+                <w:b w:val="0"/>
+                <w:i w:val="0"/>
+                <w:sz w:val="22"/>
+              </w:rPr>
+              <w:t>R$ 2.964,27</w:t>
+            </w:r>
+          </w:p>
+        </w:tc>
+      </w:tr>
+      <w:tr>
+        <w:tc>
+          <w:tcPr>
+            <w:tcW w:type="dxa" w:w="3213"/>
+          </w:tcPr>
+          <w:p>
+            <w:pPr>
+              <w:spacing w:line="240" w:lineRule="auto"/>
+              <w:ind w:firstLine="0"/>
+            </w:pPr>
+            <w:r>
+              <w:rPr>
+                <w:rFonts w:ascii="Times New Roman" w:hAnsi="Times New Roman" w:cs="Times New Roman"/>
+                <w:b w:val="0"/>
+                <w:i w:val="0"/>
+                <w:sz w:val="22"/>
+              </w:rPr>
+              <w:t>Multa de 40%</w:t>
+            </w:r>
+          </w:p>
+        </w:tc>
+        <w:tc>
+          <w:tcPr>
+            <w:tcW w:type="dxa" w:w="3213"/>
+          </w:tcPr>
+          <w:p>
+            <w:pPr>
+              <w:spacing w:line="240" w:lineRule="auto"/>
+              <w:ind w:firstLine="0"/>
+            </w:pPr>
+            <w:r>
+              <w:rPr>
+                <w:rFonts w:ascii="Times New Roman" w:hAnsi="Times New Roman" w:cs="Times New Roman"/>
+                <w:b w:val="0"/>
+                <w:i w:val="0"/>
+                <w:sz w:val="22"/>
+              </w:rPr>
+              <w:t>40% × R$ 2.964,27</w:t>
+            </w:r>
+          </w:p>
+        </w:tc>
+        <w:tc>
+          <w:tcPr>
+            <w:tcW w:type="dxa" w:w="3213"/>
+          </w:tcPr>
+          <w:p>
+            <w:pPr>
+              <w:spacing w:line="240" w:lineRule="auto"/>
+              <w:ind w:firstLine="0"/>
+            </w:pPr>
+            <w:r>
+              <w:rPr>
+                <w:rFonts w:ascii="Times New Roman" w:hAnsi="Times New Roman" w:cs="Times New Roman"/>
+                <w:b w:val="0"/>
+                <w:i w:val="0"/>
+                <w:sz w:val="22"/>
+              </w:rPr>
+              <w:t>R$ 1.185,71</w:t>
+            </w:r>
+          </w:p>
+        </w:tc>
+      </w:tr>
+      <w:tr>
+        <w:tc>
+          <w:tcPr>
+            <w:tcW w:type="dxa" w:w="3213"/>
+          </w:tcPr>
+          <w:p>
+            <w:pPr>
+              <w:spacing w:line="240" w:lineRule="auto"/>
+              <w:ind w:firstLine="0"/>
+            </w:pPr>
+            <w:r>
+              <w:rPr>
+                <w:rFonts w:ascii="Times New Roman" w:hAnsi="Times New Roman" w:cs="Times New Roman"/>
+                <w:b/>
+                <w:i w:val="0"/>
+                <w:sz w:val="22"/>
+              </w:rPr>
+              <w:t>Subtotal</w:t>
+            </w:r>
+          </w:p>
+        </w:tc>
+        <w:tc>
+          <w:tcPr>
+            <w:tcW w:type="dxa" w:w="3213"/>
+          </w:tcPr>
+          <w:p>
+            <w:pPr>
+              <w:spacing w:line="240" w:lineRule="auto"/>
+              <w:ind w:firstLine="0"/>
+            </w:pPr>
+            <w:r>
+              <w:rPr>
+                <w:rFonts w:ascii="Times New Roman" w:hAnsi="Times New Roman" w:cs="Times New Roman"/>
+                <w:b w:val="0"/>
+                <w:i w:val="0"/>
+                <w:sz w:val="22"/>
+              </w:rPr>
+            </w:r>
+          </w:p>
+        </w:tc>
+        <w:tc>
+          <w:tcPr>
+            <w:tcW w:type="dxa" w:w="3213"/>
+          </w:tcPr>
+          <w:p>
+            <w:pPr>
+              <w:spacing w:line="240" w:lineRule="auto"/>
+              <w:ind w:firstLine="0"/>
+            </w:pPr>
+            <w:r>
+              <w:rPr>
+                <w:rFonts w:ascii="Times New Roman" w:hAnsi="Times New Roman" w:cs="Times New Roman"/>
+                <w:b/>
+                <w:i w:val="0"/>
+                <w:sz w:val="22"/>
+              </w:rPr>
+              <w:t>R$ 45.997,54</w:t>
+            </w:r>
+          </w:p>
+        </w:tc>
+      </w:tr>
+    </w:tbl>
+    <w:p/>
+    <w:p>
+      <w:pPr>
+        <w:ind w:firstLine="850"/>
+        <w:jc w:val="both"/>
+      </w:pPr>
+      <w:r>
+        <w:rPr>
+          <w:rFonts w:ascii="Times New Roman" w:hAnsi="Times New Roman" w:cs="Times New Roman"/>
+          <w:b w:val="0"/>
+          <w:i w:val="0"/>
+          <w:color w:val="FF0000"/>
+          <w:sz w:val="24"/>
+        </w:rPr>
+        <w:t>[CÁLCULO A CONFIRMAR — PONTO SENSÍVEL: a petição inicial situa a sobrejornada "especialmente antes da pandemia", ao passo que o período imprescrito inicia em agosto de 2021. É indispensável confirmar com a Reclamante a jornada efetivamente praticada dentro do período imprescrito: se a sobrejornada não alcançar todo o período, o número de meses deve ser reduzido; se a média diária for superior a uma hora, o valor deve ser majorado.]</w:t>
+      </w:r>
+    </w:p>
+    <w:p/>
+    <w:p>
+      <w:pPr>
+        <w:ind w:firstLine="850"/>
+        <w:jc w:val="both"/>
+      </w:pPr>
+      <w:r>
+        <w:rPr>
+          <w:rFonts w:ascii="Times New Roman" w:hAnsi="Times New Roman" w:cs="Times New Roman"/>
+          <w:b/>
+          <w:i w:val="0"/>
+          <w:sz w:val="24"/>
+        </w:rPr>
+        <w:t>IV.8 – Intervalo intrajornada suprimido</w:t>
+      </w:r>
+    </w:p>
+    <w:p/>
+    <w:p>
+      <w:pPr>
+        <w:ind w:firstLine="850"/>
+        <w:jc w:val="both"/>
+      </w:pPr>
+      <w:r>
+        <w:rPr>
+          <w:rFonts w:ascii="Times New Roman" w:hAnsi="Times New Roman" w:cs="Times New Roman"/>
+          <w:b w:val="0"/>
+          <w:i w:val="0"/>
+          <w:sz w:val="24"/>
+        </w:rPr>
+        <w:t xml:space="preserve">Todo o período imprescrito é posterior à vigência da Lei nº 13.467/2017, de modo que se aplica o art. 71, § 4º, da CLT, na redação vigente: paga-se </w:t>
+      </w:r>
+      <w:r>
+        <w:rPr>
+          <w:rFonts w:ascii="Times New Roman" w:hAnsi="Times New Roman" w:cs="Times New Roman"/>
+          <w:b/>
+          <w:i w:val="0"/>
+          <w:sz w:val="24"/>
+        </w:rPr>
+        <w:t>apenas o período efetivamente suprimido</w:t>
+      </w:r>
+      <w:r>
+        <w:rPr>
+          <w:rFonts w:ascii="Times New Roman" w:hAnsi="Times New Roman" w:cs="Times New Roman"/>
+          <w:b w:val="0"/>
+          <w:i w:val="0"/>
+          <w:sz w:val="24"/>
+        </w:rPr>
+        <w:t xml:space="preserve">, com acréscimo de 50%, com </w:t>
+      </w:r>
+      <w:r>
+        <w:rPr>
+          <w:rFonts w:ascii="Times New Roman" w:hAnsi="Times New Roman" w:cs="Times New Roman"/>
+          <w:b/>
+          <w:i w:val="0"/>
+          <w:sz w:val="24"/>
+        </w:rPr>
+        <w:t>natureza indenizatória</w:t>
+      </w:r>
+      <w:r>
+        <w:rPr>
+          <w:rFonts w:ascii="Times New Roman" w:hAnsi="Times New Roman" w:cs="Times New Roman"/>
+          <w:b w:val="0"/>
+          <w:i w:val="0"/>
+          <w:sz w:val="24"/>
+        </w:rPr>
+        <w:t xml:space="preserve"> e, por isso, </w:t>
+      </w:r>
+      <w:r>
+        <w:rPr>
+          <w:rFonts w:ascii="Times New Roman" w:hAnsi="Times New Roman" w:cs="Times New Roman"/>
+          <w:b/>
+          <w:i w:val="0"/>
+          <w:sz w:val="24"/>
+        </w:rPr>
+        <w:t>sem reflexos</w:t>
+      </w:r>
+      <w:r>
+        <w:rPr>
+          <w:rFonts w:ascii="Times New Roman" w:hAnsi="Times New Roman" w:cs="Times New Roman"/>
+          <w:b w:val="0"/>
+          <w:i w:val="0"/>
+          <w:sz w:val="24"/>
+        </w:rPr>
+        <w:t xml:space="preserve"> — critério que também afasta sobreposição com o pedido de horas extras. (Súmula 437 do TST, que reflete o regime anterior.)</w:t>
+      </w:r>
+    </w:p>
+    <w:p/>
+    <w:p>
+      <w:pPr>
+        <w:ind w:firstLine="850"/>
+        <w:jc w:val="both"/>
+      </w:pPr>
+      <w:r>
+        <w:rPr>
+          <w:rFonts w:ascii="Times New Roman" w:hAnsi="Times New Roman" w:cs="Times New Roman"/>
+          <w:b w:val="0"/>
+          <w:i w:val="0"/>
+          <w:sz w:val="24"/>
+        </w:rPr>
+        <w:t xml:space="preserve">Adotada a premissa de </w:t>
+      </w:r>
+      <w:r>
+        <w:rPr>
+          <w:rFonts w:ascii="Times New Roman" w:hAnsi="Times New Roman" w:cs="Times New Roman"/>
+          <w:b/>
+          <w:i w:val="0"/>
+          <w:sz w:val="24"/>
+        </w:rPr>
+        <w:t>1 (uma) hora de intervalo suprimida em 24 dias por mês</w:t>
+      </w:r>
+      <w:r>
+        <w:rPr>
+          <w:rFonts w:ascii="Times New Roman" w:hAnsi="Times New Roman" w:cs="Times New Roman"/>
+          <w:b w:val="0"/>
+          <w:i w:val="0"/>
+          <w:sz w:val="24"/>
+        </w:rPr>
+        <w:t>, no período imprescrito — total de 1.416 horas.</w:t>
+      </w:r>
+    </w:p>
+    <w:p/>
+    <w:p>
+      <w:pPr>
+        <w:ind w:firstLine="850"/>
+        <w:jc w:val="both"/>
+      </w:pPr>
+      <w:r>
+        <w:rPr>
+          <w:rFonts w:ascii="Times New Roman" w:hAnsi="Times New Roman" w:cs="Times New Roman"/>
+          <w:b w:val="0"/>
+          <w:i w:val="0"/>
+          <w:sz w:val="24"/>
+        </w:rPr>
+        <w:t xml:space="preserve">Cálculo: 1.416 h × R$ 20,70 = </w:t>
+      </w:r>
+      <w:r>
+        <w:rPr>
+          <w:rFonts w:ascii="Times New Roman" w:hAnsi="Times New Roman" w:cs="Times New Roman"/>
+          <w:b/>
+          <w:i w:val="0"/>
+          <w:sz w:val="24"/>
+        </w:rPr>
+        <w:t>R$ 29.316,99</w:t>
+      </w:r>
+      <w:r>
+        <w:rPr>
+          <w:rFonts w:ascii="Times New Roman" w:hAnsi="Times New Roman" w:cs="Times New Roman"/>
+          <w:b w:val="0"/>
+          <w:i w:val="0"/>
+          <w:sz w:val="24"/>
+        </w:rPr>
+        <w:t xml:space="preserve">. </w:t>
+      </w:r>
+      <w:r>
+        <w:rPr>
+          <w:rFonts w:ascii="Times New Roman" w:hAnsi="Times New Roman" w:cs="Times New Roman"/>
+          <w:b w:val="0"/>
+          <w:i w:val="0"/>
+          <w:color w:val="FF0000"/>
+          <w:sz w:val="24"/>
+        </w:rPr>
+        <w:t>[CÁLCULO A CONFIRMAR: fração diária efetivamente suprimida e número de dias por mês; nos dias de jornada igual ou inferior a 6 horas, o intervalo devido é de 15 minutos.]</w:t>
+      </w:r>
+    </w:p>
+    <w:p/>
+    <w:p>
+      <w:pPr>
+        <w:ind w:firstLine="850"/>
+        <w:jc w:val="both"/>
+      </w:pPr>
+      <w:r>
+        <w:rPr>
+          <w:rFonts w:ascii="Times New Roman" w:hAnsi="Times New Roman" w:cs="Times New Roman"/>
+          <w:b/>
+          <w:i w:val="0"/>
+          <w:sz w:val="24"/>
+        </w:rPr>
+        <w:t>IV.9 – Domingos e feriados trabalhados e não compensados, em dobro, e reflexos</w:t>
+      </w:r>
+    </w:p>
+    <w:p/>
+    <w:p>
+      <w:pPr>
+        <w:ind w:firstLine="850"/>
+        <w:jc w:val="both"/>
+      </w:pPr>
+      <w:r>
+        <w:rPr>
+          <w:rFonts w:ascii="Times New Roman" w:hAnsi="Times New Roman" w:cs="Times New Roman"/>
+          <w:b w:val="0"/>
+          <w:i w:val="0"/>
+          <w:sz w:val="24"/>
+        </w:rPr>
+        <w:t xml:space="preserve">Na forma do art. 9º da Lei nº 605/49, adotada a premissa de </w:t>
+      </w:r>
+      <w:r>
+        <w:rPr>
+          <w:rFonts w:ascii="Times New Roman" w:hAnsi="Times New Roman" w:cs="Times New Roman"/>
+          <w:b/>
+          <w:i w:val="0"/>
+          <w:sz w:val="24"/>
+        </w:rPr>
+        <w:t>2 domingos por mês não compensados</w:t>
+      </w:r>
+      <w:r>
+        <w:rPr>
+          <w:rFonts w:ascii="Times New Roman" w:hAnsi="Times New Roman" w:cs="Times New Roman"/>
+          <w:b w:val="0"/>
+          <w:i w:val="0"/>
+          <w:sz w:val="24"/>
+        </w:rPr>
+        <w:t xml:space="preserve"> (118 dias) e </w:t>
+      </w:r>
+      <w:r>
+        <w:rPr>
+          <w:rFonts w:ascii="Times New Roman" w:hAnsi="Times New Roman" w:cs="Times New Roman"/>
+          <w:b/>
+          <w:i w:val="0"/>
+          <w:sz w:val="24"/>
+        </w:rPr>
+        <w:t>8 feriados por ano</w:t>
+      </w:r>
+      <w:r>
+        <w:rPr>
+          <w:rFonts w:ascii="Times New Roman" w:hAnsi="Times New Roman" w:cs="Times New Roman"/>
+          <w:b w:val="0"/>
+          <w:i w:val="0"/>
+          <w:sz w:val="24"/>
+        </w:rPr>
+        <w:t xml:space="preserve"> (39 dias) no período imprescrito. </w:t>
+      </w:r>
+      <w:r>
+        <w:rPr>
+          <w:rFonts w:ascii="Times New Roman" w:hAnsi="Times New Roman" w:cs="Times New Roman"/>
+          <w:b w:val="0"/>
+          <w:i w:val="0"/>
+          <w:color w:val="FF0000"/>
+          <w:sz w:val="24"/>
+        </w:rPr>
+        <w:t>[CONFERIR: Súmula 146 do TST — pagamento em dobro do trabalho em domingos e feriados não compensados.]</w:t>
+      </w:r>
+    </w:p>
+    <w:p/>
+    <w:tbl>
+      <w:tblPr>
+        <w:tblStyle w:val="TableGrid"/>
+        <w:tblW w:type="auto" w:w="0"/>
+        <w:jc w:val="center"/>
+        <w:tblLook w:firstColumn="1" w:firstRow="1" w:lastColumn="0" w:lastRow="0" w:noHBand="0" w:noVBand="1" w:val="04A0"/>
+      </w:tblPr>
+      <w:tblGrid>
+        <w:gridCol w:w="3213"/>
+        <w:gridCol w:w="3213"/>
+        <w:gridCol w:w="3213"/>
+      </w:tblGrid>
+      <w:tr>
+        <w:tc>
+          <w:tcPr>
+            <w:tcW w:type="dxa" w:w="3213"/>
+          </w:tcPr>
+          <w:p>
+            <w:pPr>
+              <w:spacing w:line="240" w:lineRule="auto"/>
+              <w:ind w:firstLine="0"/>
+            </w:pPr>
+            <w:r>
+              <w:rPr>
+                <w:rFonts w:ascii="Times New Roman" w:hAnsi="Times New Roman" w:cs="Times New Roman"/>
+                <w:b/>
+                <w:i w:val="0"/>
+                <w:sz w:val="22"/>
+              </w:rPr>
+              <w:t>Rubrica</w:t>
+            </w:r>
+          </w:p>
+        </w:tc>
+        <w:tc>
+          <w:tcPr>
+            <w:tcW w:type="dxa" w:w="3213"/>
+          </w:tcPr>
+          <w:p>
+            <w:pPr>
+              <w:spacing w:line="240" w:lineRule="auto"/>
+              <w:ind w:firstLine="0"/>
+            </w:pPr>
+            <w:r>
+              <w:rPr>
+                <w:rFonts w:ascii="Times New Roman" w:hAnsi="Times New Roman" w:cs="Times New Roman"/>
+                <w:b/>
+                <w:i w:val="0"/>
+                <w:sz w:val="22"/>
+              </w:rPr>
+              <w:t>Critério</w:t>
+            </w:r>
+          </w:p>
+        </w:tc>
+        <w:tc>
+          <w:tcPr>
+            <w:tcW w:type="dxa" w:w="3213"/>
+          </w:tcPr>
+          <w:p>
+            <w:pPr>
+              <w:spacing w:line="240" w:lineRule="auto"/>
+              <w:ind w:firstLine="0"/>
+            </w:pPr>
+            <w:r>
+              <w:rPr>
+                <w:rFonts w:ascii="Times New Roman" w:hAnsi="Times New Roman" w:cs="Times New Roman"/>
+                <w:b/>
+                <w:i w:val="0"/>
+                <w:sz w:val="22"/>
+              </w:rPr>
+              <w:t>Valor</w:t>
+            </w:r>
+          </w:p>
+        </w:tc>
+      </w:tr>
+      <w:tr>
+        <w:tc>
+          <w:tcPr>
+            <w:tcW w:type="dxa" w:w="3213"/>
+          </w:tcPr>
+          <w:p>
+            <w:pPr>
+              <w:spacing w:line="240" w:lineRule="auto"/>
+              <w:ind w:firstLine="0"/>
+            </w:pPr>
+            <w:r>
+              <w:rPr>
+                <w:rFonts w:ascii="Times New Roman" w:hAnsi="Times New Roman" w:cs="Times New Roman"/>
+                <w:b w:val="0"/>
+                <w:i w:val="0"/>
+                <w:sz w:val="22"/>
+              </w:rPr>
+              <w:t>Dobra dos domingos</w:t>
+            </w:r>
+          </w:p>
+        </w:tc>
+        <w:tc>
+          <w:tcPr>
+            <w:tcW w:type="dxa" w:w="3213"/>
+          </w:tcPr>
+          <w:p>
+            <w:pPr>
+              <w:spacing w:line="240" w:lineRule="auto"/>
+              <w:ind w:firstLine="0"/>
+            </w:pPr>
+            <w:r>
+              <w:rPr>
+                <w:rFonts w:ascii="Times New Roman" w:hAnsi="Times New Roman" w:cs="Times New Roman"/>
+                <w:b w:val="0"/>
+                <w:i w:val="0"/>
+                <w:sz w:val="22"/>
+              </w:rPr>
+              <w:t>118 dias × R$ 101,22</w:t>
+            </w:r>
+          </w:p>
+        </w:tc>
+        <w:tc>
+          <w:tcPr>
+            <w:tcW w:type="dxa" w:w="3213"/>
+          </w:tcPr>
+          <w:p>
+            <w:pPr>
+              <w:spacing w:line="240" w:lineRule="auto"/>
+              <w:ind w:firstLine="0"/>
+            </w:pPr>
+            <w:r>
+              <w:rPr>
+                <w:rFonts w:ascii="Times New Roman" w:hAnsi="Times New Roman" w:cs="Times New Roman"/>
+                <w:b w:val="0"/>
+                <w:i w:val="0"/>
+                <w:sz w:val="22"/>
+              </w:rPr>
+              <w:t>R$ 11.943,96</w:t>
+            </w:r>
+          </w:p>
+        </w:tc>
+      </w:tr>
+      <w:tr>
+        <w:tc>
+          <w:tcPr>
+            <w:tcW w:type="dxa" w:w="3213"/>
+          </w:tcPr>
+          <w:p>
+            <w:pPr>
+              <w:spacing w:line="240" w:lineRule="auto"/>
+              <w:ind w:firstLine="0"/>
+            </w:pPr>
+            <w:r>
+              <w:rPr>
+                <w:rFonts w:ascii="Times New Roman" w:hAnsi="Times New Roman" w:cs="Times New Roman"/>
+                <w:b w:val="0"/>
+                <w:i w:val="0"/>
+                <w:sz w:val="22"/>
+              </w:rPr>
+              <w:t>Dobra dos feriados</w:t>
+            </w:r>
+          </w:p>
+        </w:tc>
+        <w:tc>
+          <w:tcPr>
+            <w:tcW w:type="dxa" w:w="3213"/>
+          </w:tcPr>
+          <w:p>
+            <w:pPr>
+              <w:spacing w:line="240" w:lineRule="auto"/>
+              <w:ind w:firstLine="0"/>
+            </w:pPr>
+            <w:r>
+              <w:rPr>
+                <w:rFonts w:ascii="Times New Roman" w:hAnsi="Times New Roman" w:cs="Times New Roman"/>
+                <w:b w:val="0"/>
+                <w:i w:val="0"/>
+                <w:sz w:val="22"/>
+              </w:rPr>
+              <w:t>39 dias × R$ 101,22</w:t>
+            </w:r>
+          </w:p>
+        </w:tc>
+        <w:tc>
+          <w:tcPr>
+            <w:tcW w:type="dxa" w:w="3213"/>
+          </w:tcPr>
+          <w:p>
+            <w:pPr>
+              <w:spacing w:line="240" w:lineRule="auto"/>
+              <w:ind w:firstLine="0"/>
+            </w:pPr>
+            <w:r>
+              <w:rPr>
+                <w:rFonts w:ascii="Times New Roman" w:hAnsi="Times New Roman" w:cs="Times New Roman"/>
+                <w:b w:val="0"/>
+                <w:i w:val="0"/>
+                <w:sz w:val="22"/>
+              </w:rPr>
+              <w:t>R$ 3.947,58</w:t>
+            </w:r>
+          </w:p>
+        </w:tc>
+      </w:tr>
+      <w:tr>
+        <w:tc>
+          <w:tcPr>
+            <w:tcW w:type="dxa" w:w="3213"/>
+          </w:tcPr>
+          <w:p>
+            <w:pPr>
+              <w:spacing w:line="240" w:lineRule="auto"/>
+              <w:ind w:firstLine="0"/>
+            </w:pPr>
+            <w:r>
+              <w:rPr>
+                <w:rFonts w:ascii="Times New Roman" w:hAnsi="Times New Roman" w:cs="Times New Roman"/>
+                <w:b w:val="0"/>
+                <w:i w:val="0"/>
+                <w:sz w:val="22"/>
+              </w:rPr>
+              <w:t>13º salários</w:t>
+            </w:r>
+          </w:p>
+        </w:tc>
+        <w:tc>
+          <w:tcPr>
+            <w:tcW w:type="dxa" w:w="3213"/>
+          </w:tcPr>
+          <w:p>
+            <w:pPr>
+              <w:spacing w:line="240" w:lineRule="auto"/>
+              <w:ind w:firstLine="0"/>
+            </w:pPr>
+            <w:r>
+              <w:rPr>
+                <w:rFonts w:ascii="Times New Roman" w:hAnsi="Times New Roman" w:cs="Times New Roman"/>
+                <w:b w:val="0"/>
+                <w:i w:val="0"/>
+                <w:sz w:val="22"/>
+              </w:rPr>
+              <w:t>subtotal ÷ 12</w:t>
+            </w:r>
+          </w:p>
+        </w:tc>
+        <w:tc>
+          <w:tcPr>
+            <w:tcW w:type="dxa" w:w="3213"/>
+          </w:tcPr>
+          <w:p>
+            <w:pPr>
+              <w:spacing w:line="240" w:lineRule="auto"/>
+              <w:ind w:firstLine="0"/>
+            </w:pPr>
+            <w:r>
+              <w:rPr>
+                <w:rFonts w:ascii="Times New Roman" w:hAnsi="Times New Roman" w:cs="Times New Roman"/>
+                <w:b w:val="0"/>
+                <w:i w:val="0"/>
+                <w:sz w:val="22"/>
+              </w:rPr>
+              <w:t>R$ 1.324,30</w:t>
+            </w:r>
+          </w:p>
+        </w:tc>
+      </w:tr>
+      <w:tr>
+        <w:tc>
+          <w:tcPr>
+            <w:tcW w:type="dxa" w:w="3213"/>
+          </w:tcPr>
+          <w:p>
+            <w:pPr>
+              <w:spacing w:line="240" w:lineRule="auto"/>
+              <w:ind w:firstLine="0"/>
+            </w:pPr>
+            <w:r>
+              <w:rPr>
+                <w:rFonts w:ascii="Times New Roman" w:hAnsi="Times New Roman" w:cs="Times New Roman"/>
+                <w:b w:val="0"/>
+                <w:i w:val="0"/>
+                <w:sz w:val="22"/>
+              </w:rPr>
+              <w:t>Férias + 1/3</w:t>
+            </w:r>
+          </w:p>
+        </w:tc>
+        <w:tc>
+          <w:tcPr>
+            <w:tcW w:type="dxa" w:w="3213"/>
+          </w:tcPr>
+          <w:p>
+            <w:pPr>
+              <w:spacing w:line="240" w:lineRule="auto"/>
+              <w:ind w:firstLine="0"/>
+            </w:pPr>
+            <w:r>
+              <w:rPr>
+                <w:rFonts w:ascii="Times New Roman" w:hAnsi="Times New Roman" w:cs="Times New Roman"/>
+                <w:b w:val="0"/>
+                <w:i w:val="0"/>
+                <w:sz w:val="22"/>
+              </w:rPr>
+              <w:t>subtotal ÷ 12 × 1,3333</w:t>
+            </w:r>
+          </w:p>
+        </w:tc>
+        <w:tc>
+          <w:tcPr>
+            <w:tcW w:type="dxa" w:w="3213"/>
+          </w:tcPr>
+          <w:p>
+            <w:pPr>
+              <w:spacing w:line="240" w:lineRule="auto"/>
+              <w:ind w:firstLine="0"/>
+            </w:pPr>
+            <w:r>
+              <w:rPr>
+                <w:rFonts w:ascii="Times New Roman" w:hAnsi="Times New Roman" w:cs="Times New Roman"/>
+                <w:b w:val="0"/>
+                <w:i w:val="0"/>
+                <w:sz w:val="22"/>
+              </w:rPr>
+              <w:t>R$ 1.765,73</w:t>
+            </w:r>
+          </w:p>
+        </w:tc>
+      </w:tr>
+      <w:tr>
+        <w:tc>
+          <w:tcPr>
+            <w:tcW w:type="dxa" w:w="3213"/>
+          </w:tcPr>
+          <w:p>
+            <w:pPr>
+              <w:spacing w:line="240" w:lineRule="auto"/>
+              <w:ind w:firstLine="0"/>
+            </w:pPr>
+            <w:r>
+              <w:rPr>
+                <w:rFonts w:ascii="Times New Roman" w:hAnsi="Times New Roman" w:cs="Times New Roman"/>
+                <w:b w:val="0"/>
+                <w:i w:val="0"/>
+                <w:sz w:val="22"/>
+              </w:rPr>
+              <w:t>Aviso-prévio indenizado</w:t>
+            </w:r>
+          </w:p>
+        </w:tc>
+        <w:tc>
+          <w:tcPr>
+            <w:tcW w:type="dxa" w:w="3213"/>
+          </w:tcPr>
+          <w:p>
+            <w:pPr>
+              <w:spacing w:line="240" w:lineRule="auto"/>
+              <w:ind w:firstLine="0"/>
+            </w:pPr>
+            <w:r>
+              <w:rPr>
+                <w:rFonts w:ascii="Times New Roman" w:hAnsi="Times New Roman" w:cs="Times New Roman"/>
+                <w:b w:val="0"/>
+                <w:i w:val="0"/>
+                <w:sz w:val="22"/>
+              </w:rPr>
+              <w:t>média mensal × 2</w:t>
+            </w:r>
+          </w:p>
+        </w:tc>
+        <w:tc>
+          <w:tcPr>
+            <w:tcW w:type="dxa" w:w="3213"/>
+          </w:tcPr>
+          <w:p>
+            <w:pPr>
+              <w:spacing w:line="240" w:lineRule="auto"/>
+              <w:ind w:firstLine="0"/>
+            </w:pPr>
+            <w:r>
+              <w:rPr>
+                <w:rFonts w:ascii="Times New Roman" w:hAnsi="Times New Roman" w:cs="Times New Roman"/>
+                <w:b w:val="0"/>
+                <w:i w:val="0"/>
+                <w:sz w:val="22"/>
+              </w:rPr>
+              <w:t>R$ 538,70</w:t>
+            </w:r>
+          </w:p>
+        </w:tc>
+      </w:tr>
+      <w:tr>
+        <w:tc>
+          <w:tcPr>
+            <w:tcW w:type="dxa" w:w="3213"/>
+          </w:tcPr>
+          <w:p>
+            <w:pPr>
+              <w:spacing w:line="240" w:lineRule="auto"/>
+              <w:ind w:firstLine="0"/>
+            </w:pPr>
+            <w:r>
+              <w:rPr>
+                <w:rFonts w:ascii="Times New Roman" w:hAnsi="Times New Roman" w:cs="Times New Roman"/>
+                <w:b w:val="0"/>
+                <w:i w:val="0"/>
+                <w:sz w:val="22"/>
+              </w:rPr>
+              <w:t>FGTS (8%)</w:t>
+            </w:r>
+          </w:p>
+        </w:tc>
+        <w:tc>
+          <w:tcPr>
+            <w:tcW w:type="dxa" w:w="3213"/>
+          </w:tcPr>
+          <w:p>
+            <w:pPr>
+              <w:spacing w:line="240" w:lineRule="auto"/>
+              <w:ind w:firstLine="0"/>
+            </w:pPr>
+            <w:r>
+              <w:rPr>
+                <w:rFonts w:ascii="Times New Roman" w:hAnsi="Times New Roman" w:cs="Times New Roman"/>
+                <w:b w:val="0"/>
+                <w:i w:val="0"/>
+                <w:sz w:val="22"/>
+              </w:rPr>
+              <w:t>8% × (subtotal + 13º)</w:t>
+            </w:r>
+          </w:p>
+        </w:tc>
+        <w:tc>
+          <w:tcPr>
+            <w:tcW w:type="dxa" w:w="3213"/>
+          </w:tcPr>
+          <w:p>
+            <w:pPr>
+              <w:spacing w:line="240" w:lineRule="auto"/>
+              <w:ind w:firstLine="0"/>
+            </w:pPr>
+            <w:r>
+              <w:rPr>
+                <w:rFonts w:ascii="Times New Roman" w:hAnsi="Times New Roman" w:cs="Times New Roman"/>
+                <w:b w:val="0"/>
+                <w:i w:val="0"/>
+                <w:sz w:val="22"/>
+              </w:rPr>
+              <w:t>R$ 1.377,27</w:t>
+            </w:r>
+          </w:p>
+        </w:tc>
+      </w:tr>
+      <w:tr>
+        <w:tc>
+          <w:tcPr>
+            <w:tcW w:type="dxa" w:w="3213"/>
+          </w:tcPr>
+          <w:p>
+            <w:pPr>
+              <w:spacing w:line="240" w:lineRule="auto"/>
+              <w:ind w:firstLine="0"/>
+            </w:pPr>
+            <w:r>
+              <w:rPr>
+                <w:rFonts w:ascii="Times New Roman" w:hAnsi="Times New Roman" w:cs="Times New Roman"/>
+                <w:b w:val="0"/>
+                <w:i w:val="0"/>
+                <w:sz w:val="22"/>
+              </w:rPr>
+              <w:t>Multa de 40%</w:t>
+            </w:r>
+          </w:p>
+        </w:tc>
+        <w:tc>
+          <w:tcPr>
+            <w:tcW w:type="dxa" w:w="3213"/>
+          </w:tcPr>
+          <w:p>
+            <w:pPr>
+              <w:spacing w:line="240" w:lineRule="auto"/>
+              <w:ind w:firstLine="0"/>
+            </w:pPr>
+            <w:r>
+              <w:rPr>
+                <w:rFonts w:ascii="Times New Roman" w:hAnsi="Times New Roman" w:cs="Times New Roman"/>
+                <w:b w:val="0"/>
+                <w:i w:val="0"/>
+                <w:sz w:val="22"/>
+              </w:rPr>
+              <w:t>40% × R$ 1.377,27</w:t>
+            </w:r>
+          </w:p>
+        </w:tc>
+        <w:tc>
+          <w:tcPr>
+            <w:tcW w:type="dxa" w:w="3213"/>
+          </w:tcPr>
+          <w:p>
+            <w:pPr>
+              <w:spacing w:line="240" w:lineRule="auto"/>
+              <w:ind w:firstLine="0"/>
+            </w:pPr>
+            <w:r>
+              <w:rPr>
+                <w:rFonts w:ascii="Times New Roman" w:hAnsi="Times New Roman" w:cs="Times New Roman"/>
+                <w:b w:val="0"/>
+                <w:i w:val="0"/>
+                <w:sz w:val="22"/>
+              </w:rPr>
+              <w:t>R$ 550,91</w:t>
+            </w:r>
+          </w:p>
+        </w:tc>
+      </w:tr>
+      <w:tr>
+        <w:tc>
+          <w:tcPr>
+            <w:tcW w:type="dxa" w:w="3213"/>
+          </w:tcPr>
+          <w:p>
+            <w:pPr>
+              <w:spacing w:line="240" w:lineRule="auto"/>
+              <w:ind w:firstLine="0"/>
+            </w:pPr>
+            <w:r>
+              <w:rPr>
+                <w:rFonts w:ascii="Times New Roman" w:hAnsi="Times New Roman" w:cs="Times New Roman"/>
+                <w:b/>
+                <w:i w:val="0"/>
+                <w:sz w:val="22"/>
+              </w:rPr>
+              <w:t>Subtotal</w:t>
+            </w:r>
+          </w:p>
+        </w:tc>
+        <w:tc>
+          <w:tcPr>
+            <w:tcW w:type="dxa" w:w="3213"/>
+          </w:tcPr>
+          <w:p>
+            <w:pPr>
+              <w:spacing w:line="240" w:lineRule="auto"/>
+              <w:ind w:firstLine="0"/>
+            </w:pPr>
+            <w:r>
+              <w:rPr>
+                <w:rFonts w:ascii="Times New Roman" w:hAnsi="Times New Roman" w:cs="Times New Roman"/>
+                <w:b w:val="0"/>
+                <w:i w:val="0"/>
+                <w:sz w:val="22"/>
+              </w:rPr>
+            </w:r>
+          </w:p>
+        </w:tc>
+        <w:tc>
+          <w:tcPr>
+            <w:tcW w:type="dxa" w:w="3213"/>
+          </w:tcPr>
+          <w:p>
+            <w:pPr>
+              <w:spacing w:line="240" w:lineRule="auto"/>
+              <w:ind w:firstLine="0"/>
+            </w:pPr>
+            <w:r>
+              <w:rPr>
+                <w:rFonts w:ascii="Times New Roman" w:hAnsi="Times New Roman" w:cs="Times New Roman"/>
+                <w:b/>
+                <w:i w:val="0"/>
+                <w:sz w:val="22"/>
+              </w:rPr>
+              <w:t>R$ 21.448,45</w:t>
+            </w:r>
+          </w:p>
+        </w:tc>
+      </w:tr>
+    </w:tbl>
+    <w:p/>
+    <w:p>
+      <w:pPr>
+        <w:ind w:firstLine="850"/>
+        <w:jc w:val="both"/>
+      </w:pPr>
+      <w:r>
+        <w:rPr>
+          <w:rFonts w:ascii="Times New Roman" w:hAnsi="Times New Roman" w:cs="Times New Roman"/>
+          <w:b w:val="0"/>
+          <w:i w:val="0"/>
+          <w:color w:val="FF0000"/>
+          <w:sz w:val="24"/>
+        </w:rPr>
+        <w:t>[CÁLCULO A CONFIRMAR: número de domingos e feriados efetivamente laborados e não compensados, a ser apurado nas escalas e controles de ponto em poder da Reclamada.]</w:t>
+      </w:r>
+    </w:p>
+    <w:p/>
+    <w:p>
+      <w:pPr>
+        <w:ind w:firstLine="850"/>
+        <w:jc w:val="both"/>
+      </w:pPr>
+      <w:r>
+        <w:rPr>
+          <w:rFonts w:ascii="Times New Roman" w:hAnsi="Times New Roman" w:cs="Times New Roman"/>
+          <w:b/>
+          <w:i w:val="0"/>
+          <w:sz w:val="24"/>
+        </w:rPr>
+        <w:t>IV.10 – Férias trabalhadas, interrompidas ou irregularmente usufruídas, em dobro, com o terço constitucional</w:t>
+      </w:r>
+    </w:p>
+    <w:p/>
+    <w:p>
+      <w:pPr>
+        <w:ind w:firstLine="850"/>
+        <w:jc w:val="both"/>
+      </w:pPr>
+      <w:r>
+        <w:rPr>
+          <w:rFonts w:ascii="Times New Roman" w:hAnsi="Times New Roman" w:cs="Times New Roman"/>
+          <w:b w:val="0"/>
+          <w:i w:val="0"/>
+          <w:sz w:val="24"/>
+        </w:rPr>
+        <w:t xml:space="preserve">Na forma dos arts. 129, 134 e 137 da CLT, adotada a premissa de </w:t>
+      </w:r>
+      <w:r>
+        <w:rPr>
+          <w:rFonts w:ascii="Times New Roman" w:hAnsi="Times New Roman" w:cs="Times New Roman"/>
+          <w:b/>
+          <w:i w:val="0"/>
+          <w:sz w:val="24"/>
+        </w:rPr>
+        <w:t>8 dias por período aquisitivo</w:t>
+      </w:r>
+      <w:r>
+        <w:rPr>
+          <w:rFonts w:ascii="Times New Roman" w:hAnsi="Times New Roman" w:cs="Times New Roman"/>
+          <w:b w:val="0"/>
+          <w:i w:val="0"/>
+          <w:sz w:val="24"/>
+        </w:rPr>
+        <w:t xml:space="preserve"> de retorno antecipado ou trabalho durante as férias, em </w:t>
+      </w:r>
+      <w:r>
+        <w:rPr>
+          <w:rFonts w:ascii="Times New Roman" w:hAnsi="Times New Roman" w:cs="Times New Roman"/>
+          <w:b/>
+          <w:i w:val="0"/>
+          <w:sz w:val="24"/>
+        </w:rPr>
+        <w:t>5 períodos</w:t>
+      </w:r>
+      <w:r>
+        <w:rPr>
+          <w:rFonts w:ascii="Times New Roman" w:hAnsi="Times New Roman" w:cs="Times New Roman"/>
+          <w:b w:val="0"/>
+          <w:i w:val="0"/>
+          <w:sz w:val="24"/>
+        </w:rPr>
+        <w:t xml:space="preserve"> compreendidos no lapso imprescrito — total de 40 dias.</w:t>
+      </w:r>
+    </w:p>
+    <w:p/>
+    <w:p>
+      <w:pPr>
+        <w:ind w:firstLine="850"/>
+        <w:jc w:val="both"/>
+      </w:pPr>
+      <w:r>
+        <w:rPr>
+          <w:rFonts w:ascii="Times New Roman" w:hAnsi="Times New Roman" w:cs="Times New Roman"/>
+          <w:b w:val="0"/>
+          <w:i w:val="0"/>
+          <w:sz w:val="24"/>
+        </w:rPr>
+        <w:t xml:space="preserve">Cálculo: 40 dias × R$ 101,22 = R$ 4.048,80; em dobro = R$ 8.097,60; acrescido de 1/3 = </w:t>
+      </w:r>
+      <w:r>
+        <w:rPr>
+          <w:rFonts w:ascii="Times New Roman" w:hAnsi="Times New Roman" w:cs="Times New Roman"/>
+          <w:b/>
+          <w:i w:val="0"/>
+          <w:sz w:val="24"/>
+        </w:rPr>
+        <w:t>R$ 10.796,80</w:t>
+      </w:r>
+      <w:r>
+        <w:rPr>
+          <w:rFonts w:ascii="Times New Roman" w:hAnsi="Times New Roman" w:cs="Times New Roman"/>
+          <w:b w:val="0"/>
+          <w:i w:val="0"/>
+          <w:sz w:val="24"/>
+        </w:rPr>
+        <w:t xml:space="preserve">. </w:t>
+      </w:r>
+      <w:r>
+        <w:rPr>
+          <w:rFonts w:ascii="Times New Roman" w:hAnsi="Times New Roman" w:cs="Times New Roman"/>
+          <w:b w:val="0"/>
+          <w:i w:val="0"/>
+          <w:color w:val="FF0000"/>
+          <w:sz w:val="24"/>
+        </w:rPr>
+        <w:t>[CÁLCULO A CONFIRMAR: número de dias e de períodos aquisitivos atingidos, conforme avisos e recibos de férias a serem exibidos pela Reclamada.]</w:t>
+      </w:r>
+    </w:p>
+    <w:p/>
+    <w:p>
+      <w:pPr>
+        <w:ind w:firstLine="850"/>
+        <w:jc w:val="both"/>
+      </w:pPr>
+      <w:r>
+        <w:rPr>
+          <w:rFonts w:ascii="Times New Roman" w:hAnsi="Times New Roman" w:cs="Times New Roman"/>
+          <w:b/>
+          <w:i w:val="0"/>
+          <w:sz w:val="24"/>
+        </w:rPr>
+        <w:t>IV.11 – Diferenças de FGTS sobre as parcelas salariais reconhecidas</w:t>
+      </w:r>
+    </w:p>
+    <w:p/>
+    <w:p>
+      <w:pPr>
+        <w:ind w:firstLine="850"/>
+        <w:jc w:val="both"/>
+      </w:pPr>
+      <w:r>
+        <w:rPr>
+          <w:rFonts w:ascii="Times New Roman" w:hAnsi="Times New Roman" w:cs="Times New Roman"/>
+          <w:b w:val="0"/>
+          <w:i w:val="0"/>
+          <w:sz w:val="24"/>
+        </w:rPr>
+        <w:t xml:space="preserve">O FGTS de 8% e a respectiva multa de 40% incidentes sobre cada parcela salarial reconhecida nesta ação já se encontram </w:t>
+      </w:r>
+      <w:r>
+        <w:rPr>
+          <w:rFonts w:ascii="Times New Roman" w:hAnsi="Times New Roman" w:cs="Times New Roman"/>
+          <w:b/>
+          <w:i w:val="0"/>
+          <w:sz w:val="24"/>
+        </w:rPr>
+        <w:t>individualizados dentro do respectivo pedido</w:t>
+      </w:r>
+      <w:r>
+        <w:rPr>
+          <w:rFonts w:ascii="Times New Roman" w:hAnsi="Times New Roman" w:cs="Times New Roman"/>
+          <w:b w:val="0"/>
+          <w:i w:val="0"/>
+          <w:sz w:val="24"/>
+        </w:rPr>
+        <w:t xml:space="preserve"> (itens IV.5 a IV.9), motivo pelo qual o pedido genérico de diferenças de FGTS, antes valorado em R$ 15.000,00, </w:t>
+      </w:r>
+      <w:r>
+        <w:rPr>
+          <w:rFonts w:ascii="Times New Roman" w:hAnsi="Times New Roman" w:cs="Times New Roman"/>
+          <w:b/>
+          <w:i w:val="0"/>
+          <w:sz w:val="24"/>
+        </w:rPr>
+        <w:t>não ostenta valor autônomo</w:t>
+      </w:r>
+      <w:r>
+        <w:rPr>
+          <w:rFonts w:ascii="Times New Roman" w:hAnsi="Times New Roman" w:cs="Times New Roman"/>
+          <w:b w:val="0"/>
+          <w:i w:val="0"/>
+          <w:sz w:val="24"/>
+        </w:rPr>
+        <w:t xml:space="preserve">, sob pena de dupla contagem — precisamente o vício que este Juízo determinou sanar. </w:t>
+      </w:r>
+      <w:r>
+        <w:rPr>
+          <w:rFonts w:ascii="Times New Roman" w:hAnsi="Times New Roman" w:cs="Times New Roman"/>
+          <w:b w:val="0"/>
+          <w:i w:val="0"/>
+          <w:color w:val="FF0000"/>
+          <w:sz w:val="24"/>
+        </w:rPr>
+        <w:t>[CONFERIR: caso o extrato analítico do FGTS revele ausência ou atraso de depósitos sobre a remuneração formal do período imprescrito, deverá ser acrescido pedido autônomo, com valor próprio, referente a essas diferenças.]</w:t>
+      </w:r>
+    </w:p>
+    <w:p/>
+    <w:p>
+      <w:pPr>
+        <w:ind w:firstLine="850"/>
+        <w:jc w:val="both"/>
+      </w:pPr>
+      <w:r>
+        <w:rPr>
+          <w:rFonts w:ascii="Times New Roman" w:hAnsi="Times New Roman" w:cs="Times New Roman"/>
+          <w:b/>
+          <w:i w:val="0"/>
+          <w:sz w:val="24"/>
+        </w:rPr>
+        <w:t>IV.12 – Indenização por dano moral</w:t>
+      </w:r>
+    </w:p>
+    <w:p/>
+    <w:p>
+      <w:pPr>
+        <w:ind w:firstLine="850"/>
+        <w:jc w:val="both"/>
+      </w:pPr>
+      <w:r>
+        <w:rPr>
+          <w:rFonts w:ascii="Times New Roman" w:hAnsi="Times New Roman" w:cs="Times New Roman"/>
+          <w:b w:val="0"/>
+          <w:i w:val="0"/>
+          <w:sz w:val="24"/>
+        </w:rPr>
+        <w:t xml:space="preserve">Valor arbitrado, observados a extensão do dano, a gravidade da conduta, a capacidade econômica da Reclamada e o caráter pedagógico da medida, na forma dos arts. 186 e 927 do Código Civil e do art. 5º, V e X, da Constituição Federal: </w:t>
+      </w:r>
+      <w:r>
+        <w:rPr>
+          <w:rFonts w:ascii="Times New Roman" w:hAnsi="Times New Roman" w:cs="Times New Roman"/>
+          <w:b/>
+          <w:i w:val="0"/>
+          <w:sz w:val="24"/>
+        </w:rPr>
+        <w:t>R$ 15.000,00</w:t>
+      </w:r>
+      <w:r>
+        <w:rPr>
+          <w:rFonts w:ascii="Times New Roman" w:hAnsi="Times New Roman" w:cs="Times New Roman"/>
+          <w:b w:val="0"/>
+          <w:i w:val="0"/>
+          <w:sz w:val="24"/>
+        </w:rPr>
+        <w:t>.</w:t>
+      </w:r>
+    </w:p>
+    <w:p/>
+    <w:p>
+      <w:pPr>
+        <w:ind w:firstLine="850"/>
+        <w:jc w:val="both"/>
+      </w:pPr>
+      <w:r>
+        <w:rPr>
+          <w:rFonts w:ascii="Times New Roman" w:hAnsi="Times New Roman" w:cs="Times New Roman"/>
+          <w:b/>
+          <w:i w:val="0"/>
+          <w:sz w:val="24"/>
+        </w:rPr>
+        <w:t>IV.13 – Multa do art. 477, § 8º, da CLT</w:t>
+      </w:r>
+    </w:p>
+    <w:p/>
+    <w:p>
+      <w:pPr>
+        <w:ind w:firstLine="850"/>
+        <w:jc w:val="both"/>
+      </w:pPr>
+      <w:r>
+        <w:rPr>
+          <w:rFonts w:ascii="Times New Roman" w:hAnsi="Times New Roman" w:cs="Times New Roman"/>
+          <w:b w:val="0"/>
+          <w:i w:val="0"/>
+          <w:sz w:val="24"/>
+        </w:rPr>
+        <w:t xml:space="preserve">Corresponde a uma remuneração da Reclamante, adotada a remuneração real: </w:t>
+      </w:r>
+      <w:r>
+        <w:rPr>
+          <w:rFonts w:ascii="Times New Roman" w:hAnsi="Times New Roman" w:cs="Times New Roman"/>
+          <w:b/>
+          <w:i w:val="0"/>
+          <w:sz w:val="24"/>
+        </w:rPr>
+        <w:t>R$ 3.036,60</w:t>
+      </w:r>
+      <w:r>
+        <w:rPr>
+          <w:rFonts w:ascii="Times New Roman" w:hAnsi="Times New Roman" w:cs="Times New Roman"/>
+          <w:b w:val="0"/>
+          <w:i w:val="0"/>
+          <w:sz w:val="24"/>
+        </w:rPr>
+        <w:t>.</w:t>
+      </w:r>
+    </w:p>
+    <w:p/>
+    <w:p>
+      <w:pPr>
+        <w:ind w:firstLine="850"/>
+        <w:jc w:val="both"/>
+      </w:pPr>
+      <w:r>
+        <w:rPr>
+          <w:rFonts w:ascii="Times New Roman" w:hAnsi="Times New Roman" w:cs="Times New Roman"/>
+          <w:b/>
+          <w:i w:val="0"/>
+          <w:sz w:val="24"/>
+        </w:rPr>
+        <w:t>IV.14 – Multa do art. 467 da CLT</w:t>
       </w:r>
     </w:p>
     <w:p/>
@@ -1711,7 +4868,7 @@
           <w:i w:val="0"/>
           <w:sz w:val="24"/>
         </w:rPr>
-        <w:t>IV.6 – Pedidos sem conteúdo econômico autônomo</w:t>
+        <w:t>IV.15 – Pedidos sem conteúdo econômico autônomo</w:t>
       </w:r>
     </w:p>
     <w:p/>
@@ -1746,38 +4903,6 @@
           <w:sz w:val="24"/>
         </w:rPr>
         <w:t>, na medida em que seu proveito econômico já se encontra integralmente refletido nas parcelas condenatórias individualizadas neste aditamento, não se lhes aplicando a exigência de indicação de valor do art. 840, § 1º, da CLT.</w:t>
-      </w:r>
-    </w:p>
-    <w:p/>
-    <w:p>
-      <w:pPr>
-        <w:ind w:firstLine="850"/>
-        <w:jc w:val="both"/>
-      </w:pPr>
-      <w:r>
-        <w:rPr>
-          <w:rFonts w:ascii="Times New Roman" w:hAnsi="Times New Roman" w:cs="Times New Roman"/>
-          <w:b/>
-          <w:i w:val="0"/>
-          <w:sz w:val="24"/>
-        </w:rPr>
-        <w:t>IV.7 – Pedidos mantidos com os valores originalmente atribuídos</w:t>
-      </w:r>
-    </w:p>
-    <w:p/>
-    <w:p>
-      <w:pPr>
-        <w:ind w:firstLine="850"/>
-        <w:jc w:val="both"/>
-      </w:pPr>
-      <w:r>
-        <w:rPr>
-          <w:rFonts w:ascii="Times New Roman" w:hAnsi="Times New Roman" w:cs="Times New Roman"/>
-          <w:b w:val="0"/>
-          <w:i w:val="0"/>
-          <w:sz w:val="24"/>
-        </w:rPr>
-        <w:t>Permanecem inalterados, por já terem sido individualizados e valorados na petição inicial, os pedidos de reconhecimento da remuneração real com integração do salário extrafolha, de diferenças reflexas dessa integração, de adicional por acúmulo de função, de horas extras, de intervalo intrajornada, de domingos e feriados em dobro, de férias trabalhadas em dobro, de diferenças de FGTS sobre as parcelas salariais reconhecidas com a respectiva multa de 40% e de indenização por dano moral, conforme o quadro consolidado do tópico seguinte.</w:t>
       </w:r>
     </w:p>
     <w:p/>
@@ -2447,7 +5572,7 @@
                 <w:i w:val="0"/>
                 <w:sz w:val="22"/>
               </w:rPr>
-              <w:t>n) Reconhecimento da remuneração real e integração do extrafolha</w:t>
+              <w:t>n) Reconhecimento da remuneração real e da natureza salarial do extrafolha</w:t>
             </w:r>
           </w:p>
         </w:tc>
@@ -2467,7 +5592,7 @@
                 <w:i w:val="0"/>
                 <w:sz w:val="22"/>
               </w:rPr>
-              <w:t>R$ 28.000,00</w:t>
+              <w:t>declaratório</w:t>
             </w:r>
           </w:p>
         </w:tc>
@@ -2489,7 +5614,7 @@
                 <w:i w:val="0"/>
                 <w:sz w:val="22"/>
               </w:rPr>
-              <w:t>o) Diferenças reflexas da integração do salário extrafolha</w:t>
+              <w:t>o) Reflexos da integração do salário extrafolha</w:t>
             </w:r>
           </w:p>
         </w:tc>
@@ -2509,7 +5634,7 @@
                 <w:i w:val="0"/>
                 <w:sz w:val="22"/>
               </w:rPr>
-              <w:t>R$ 18.000,00</w:t>
+              <w:t>R$ 14.831,75</w:t>
             </w:r>
           </w:p>
         </w:tc>
@@ -2551,7 +5676,7 @@
                 <w:i w:val="0"/>
                 <w:sz w:val="22"/>
               </w:rPr>
-              <w:t>R$ 25.000,00</w:t>
+              <w:t>R$ 48.497,47</w:t>
             </w:r>
           </w:p>
         </w:tc>
@@ -2593,7 +5718,7 @@
                 <w:i w:val="0"/>
                 <w:sz w:val="22"/>
               </w:rPr>
-              <w:t>R$ 35.000,00</w:t>
+              <w:t>R$ 45.997,54</w:t>
             </w:r>
           </w:p>
         </w:tc>
@@ -2615,7 +5740,7 @@
                 <w:i w:val="0"/>
                 <w:sz w:val="22"/>
               </w:rPr>
-              <w:t>r) Intervalo intrajornada suprimido + reflexos</w:t>
+              <w:t>r) Intervalo intrajornada suprimido (art. 71, § 4º, da CLT)</w:t>
             </w:r>
           </w:p>
         </w:tc>
@@ -2635,7 +5760,7 @@
                 <w:i w:val="0"/>
                 <w:sz w:val="22"/>
               </w:rPr>
-              <w:t>R$ 18.000,00</w:t>
+              <w:t>R$ 29.316,99</w:t>
             </w:r>
           </w:p>
         </w:tc>
@@ -2677,7 +5802,7 @@
                 <w:i w:val="0"/>
                 <w:sz w:val="22"/>
               </w:rPr>
-              <w:t>R$ 15.000,00</w:t>
+              <w:t>R$ 21.448,45</w:t>
             </w:r>
           </w:p>
         </w:tc>
@@ -2719,7 +5844,7 @@
                 <w:i w:val="0"/>
                 <w:sz w:val="22"/>
               </w:rPr>
-              <w:t>R$ 12.000,00</w:t>
+              <w:t>R$ 10.796,80</w:t>
             </w:r>
           </w:p>
         </w:tc>
@@ -2741,7 +5866,7 @@
                 <w:i w:val="0"/>
                 <w:sz w:val="22"/>
               </w:rPr>
-              <w:t>u) Diferenças de FGTS sobre as parcelas reconhecidas + 40%</w:t>
+              <w:t>u) Diferenças de FGTS sobre as parcelas reconhecidas</w:t>
             </w:r>
           </w:p>
         </w:tc>
@@ -2761,7 +5886,7 @@
                 <w:i w:val="0"/>
                 <w:sz w:val="22"/>
               </w:rPr>
-              <w:t>R$ 15.000,00</w:t>
+              <w:t>computado em cada pedido</w:t>
             </w:r>
           </w:p>
         </w:tc>
@@ -2887,7 +6012,7 @@
                 <w:i w:val="0"/>
                 <w:sz w:val="22"/>
               </w:rPr>
-              <w:t>R$ 2.336,60</w:t>
+              <w:t>R$ 3.036,60</w:t>
             </w:r>
           </w:p>
         </w:tc>
@@ -3013,7 +6138,7 @@
                 <w:i w:val="0"/>
                 <w:sz w:val="22"/>
               </w:rPr>
-              <w:t>R$ 251.480,90</w:t>
+              <w:t>R$ 257.069,90</w:t>
             </w:r>
           </w:p>
         </w:tc>
@@ -3100,7 +6225,7 @@
           <w:i w:val="0"/>
           <w:sz w:val="24"/>
         </w:rPr>
-        <w:t>VI – DA RETIFICAÇÃO DO VALOR DA CAUSA</w:t>
+        <w:t>VI – DO RECÁLCULO E DA RETIFICAÇÃO DO VALOR DA CAUSA</w:t>
       </w:r>
     </w:p>
     <w:p/>
@@ -3116,7 +6241,7 @@
           <w:i w:val="0"/>
           <w:sz w:val="24"/>
         </w:rPr>
-        <w:t xml:space="preserve">Em razão da individualização determinada por este Juízo, o valor da causa é retificado de R$ 229.000,00 para </w:t>
+        <w:t xml:space="preserve">Recalculado cada pedido na forma dos tópicos III e IV, o valor da causa é retificado de R$ 229.000,00 para </w:t>
       </w:r>
       <w:r>
         <w:rPr>
@@ -3125,7 +6250,7 @@
           <w:i w:val="0"/>
           <w:sz w:val="24"/>
         </w:rPr>
-        <w:t>R$ 251.480,90</w:t>
+        <w:t>R$ 257.069,90</w:t>
       </w:r>
       <w:r>
         <w:rPr>
@@ -3134,7 +6259,25 @@
           <w:i w:val="0"/>
           <w:sz w:val="24"/>
         </w:rPr>
-        <w:t>, correspondente à soma exata dos pedidos individualizados no quadro acima.</w:t>
+        <w:t xml:space="preserve">, correspondente à </w:t>
+      </w:r>
+      <w:r>
+        <w:rPr>
+          <w:rFonts w:ascii="Times New Roman" w:hAnsi="Times New Roman" w:cs="Times New Roman"/>
+          <w:b/>
+          <w:i w:val="0"/>
+          <w:sz w:val="24"/>
+        </w:rPr>
+        <w:t>soma aritmética exata</w:t>
+      </w:r>
+      <w:r>
+        <w:rPr>
+          <w:rFonts w:ascii="Times New Roman" w:hAnsi="Times New Roman" w:cs="Times New Roman"/>
+          <w:b w:val="0"/>
+          <w:i w:val="0"/>
+          <w:sz w:val="24"/>
+        </w:rPr>
+        <w:t xml:space="preserve"> dos pedidos individualizados no quadro acima, atendendo integralmente à determinação de retificação contida no despacho ID 91ddc17.</w:t>
       </w:r>
     </w:p>
     <w:p/>
@@ -3150,7 +6293,75 @@
           <w:i w:val="0"/>
           <w:sz w:val="24"/>
         </w:rPr>
-        <w:t>A alteração decorre, essencialmente, da atribuição de valor aos pedidos que haviam sido lançados como "valor a apurar" (liberação das guias do FGTS e multa do art. 467 da CLT) e da atribuição de valor à obrigação de fazer relativa à CTPS, tendo havido, por outro lado, redução do valor atribuído às verbas rescisórias — de R$ 35.000,00 para R$ 21.888,79 — e à multa do art. 477, § 8º, da CLT, em razão da adoção do salário formal registrado como base de cálculo, com a manutenção das diferenças em pedidos próprios.</w:t>
+        <w:t>A variação decorre, de um lado, do acréscimo representado pela atribuição de valor aos pedidos antes lançados como "valor a apurar" (liberação das guias do FGTS e multa do art. 467 da CLT) e pela apuração, sobre critérios expressos e sobre a remuneração real, das parcelas de trato sucessivo no período imprescrito de 59 meses — notadamente o adicional por acúmulo de função, as horas extras e o intervalo intrajornada, antes lançados por estimativa global inferior à sua expressão real.</w:t>
+      </w:r>
+    </w:p>
+    <w:p/>
+    <w:p>
+      <w:pPr>
+        <w:ind w:firstLine="850"/>
+        <w:jc w:val="both"/>
+      </w:pPr>
+      <w:r>
+        <w:rPr>
+          <w:rFonts w:ascii="Times New Roman" w:hAnsi="Times New Roman" w:cs="Times New Roman"/>
+          <w:b w:val="0"/>
+          <w:i w:val="0"/>
+          <w:sz w:val="24"/>
+        </w:rPr>
+        <w:t xml:space="preserve">De outro lado, houve </w:t>
+      </w:r>
+      <w:r>
+        <w:rPr>
+          <w:rFonts w:ascii="Times New Roman" w:hAnsi="Times New Roman" w:cs="Times New Roman"/>
+          <w:b/>
+          <w:i w:val="0"/>
+          <w:sz w:val="24"/>
+        </w:rPr>
+        <w:t>redução</w:t>
+      </w:r>
+      <w:r>
+        <w:rPr>
+          <w:rFonts w:ascii="Times New Roman" w:hAnsi="Times New Roman" w:cs="Times New Roman"/>
+          <w:b w:val="0"/>
+          <w:i w:val="0"/>
+          <w:sz w:val="24"/>
+        </w:rPr>
+        <w:t xml:space="preserve"> do valor de parcelas que estavam superdimensionadas ou duplicadas: as verbas rescisórias passaram de R$ 35.000,00 para R$ 21.888,79; o pedido de reconhecimento da remuneração real deixou de receber valor autônomo (R$ 28.000,00), por ser declaratório; e o pedido genérico de diferenças de FGTS deixou de receber valor autônomo (R$ 15.000,00), por já estar computado, de forma individualizada, dentro de cada pedido.</w:t>
+      </w:r>
+    </w:p>
+    <w:p/>
+    <w:p>
+      <w:pPr>
+        <w:ind w:firstLine="850"/>
+        <w:jc w:val="both"/>
+      </w:pPr>
+      <w:r>
+        <w:rPr>
+          <w:rFonts w:ascii="Times New Roman" w:hAnsi="Times New Roman" w:cs="Times New Roman"/>
+          <w:b w:val="0"/>
+          <w:i w:val="0"/>
+          <w:sz w:val="24"/>
+        </w:rPr>
+        <w:t xml:space="preserve">O resultado é um valor da causa </w:t>
+      </w:r>
+      <w:r>
+        <w:rPr>
+          <w:rFonts w:ascii="Times New Roman" w:hAnsi="Times New Roman" w:cs="Times New Roman"/>
+          <w:b/>
+          <w:i w:val="0"/>
+          <w:sz w:val="24"/>
+        </w:rPr>
+        <w:t>integralmente decomposto</w:t>
+      </w:r>
+      <w:r>
+        <w:rPr>
+          <w:rFonts w:ascii="Times New Roman" w:hAnsi="Times New Roman" w:cs="Times New Roman"/>
+          <w:b w:val="0"/>
+          <w:i w:val="0"/>
+          <w:sz w:val="24"/>
+        </w:rPr>
+        <w:t>, em que cada real corresponde a um pedido certo, determinado e liquidado, sem sobreposição entre rubricas.</w:t>
       </w:r>
     </w:p>
     <w:p/>
@@ -3266,7 +6477,7 @@
           <w:i w:val="0"/>
           <w:sz w:val="24"/>
         </w:rPr>
-        <w:t xml:space="preserve"> para R$ 251.480,90, com a devida anotação no sistema processual;</w:t>
+        <w:t xml:space="preserve"> para R$ 257.069,90, com a devida anotação no sistema processual;</w:t>
       </w:r>
     </w:p>
     <w:p/>

--- a/pecas/ADITAMENTO-GRASIELA-MARTINS-0020592-36.2026.5.04.0384.docx
+++ b/pecas/ADITAMENTO-GRASIELA-MARTINS-0020592-36.2026.5.04.0384.docx
@@ -513,7 +513,7 @@
           <w:i w:val="0"/>
           <w:sz w:val="24"/>
         </w:rPr>
-        <w:t>Data da dispensa:</w:t>
+        <w:t>Data de saída (baixa contratual):</w:t>
       </w:r>
       <w:r>
         <w:rPr>
@@ -522,17 +522,16 @@
           <w:i w:val="0"/>
           <w:sz w:val="24"/>
         </w:rPr>
-        <w:t xml:space="preserve"> junho de 2026, adotando-se, para fins de cálculo estimado, </w:t>
+        <w:t xml:space="preserve"> </w:t>
       </w:r>
       <w:r>
         <w:rPr>
           <w:rFonts w:ascii="Times New Roman" w:hAnsi="Times New Roman" w:cs="Times New Roman"/>
           <w:b/>
           <w:i w:val="0"/>
-          <w:color w:val="FF0000"/>
           <w:sz w:val="24"/>
         </w:rPr>
-        <w:t>[10]</w:t>
+        <w:t>12/06/2026</w:t>
       </w:r>
       <w:r>
         <w:rPr>
@@ -541,17 +540,68 @@
           <w:i w:val="0"/>
           <w:sz w:val="24"/>
         </w:rPr>
-        <w:t xml:space="preserve"> dias trabalhados no mês da rescisão, premissa compatível com o agendamento do pagamento rescisório para 12/06/2026 e com o prazo do art. 477, § 6º, da CLT. </w:t>
+        <w:t xml:space="preserve">, data em que operada a dispensa por justa causa ora impugnada, correspondendo a </w:t>
+      </w:r>
+      <w:r>
+        <w:rPr>
+          <w:rFonts w:ascii="Times New Roman" w:hAnsi="Times New Roman" w:cs="Times New Roman"/>
+          <w:b/>
+          <w:i w:val="0"/>
+          <w:sz w:val="24"/>
+        </w:rPr>
+        <w:t>12 dias trabalhados</w:t>
       </w:r>
       <w:r>
         <w:rPr>
           <w:rFonts w:ascii="Times New Roman" w:hAnsi="Times New Roman" w:cs="Times New Roman"/>
           <w:b w:val="0"/>
           <w:i w:val="0"/>
-          <w:color w:val="FF0000"/>
           <w:sz w:val="24"/>
         </w:rPr>
-        <w:t>[CONFERIR: dia exato da comunicação da dispensa, para ajuste do saldo de salário e da projeção do aviso-prévio.]</w:t>
+        <w:t xml:space="preserve"> no mês da rescisão.</w:t>
+      </w:r>
+    </w:p>
+    <w:p/>
+    <w:p>
+      <w:pPr>
+        <w:ind w:firstLine="850"/>
+        <w:jc w:val="both"/>
+      </w:pPr>
+      <w:r>
+        <w:rPr>
+          <w:rFonts w:ascii="Times New Roman" w:hAnsi="Times New Roman" w:cs="Times New Roman"/>
+          <w:b/>
+          <w:i w:val="0"/>
+          <w:sz w:val="24"/>
+        </w:rPr>
+        <w:t>Termo final do contrato com a projeção do aviso-prévio:</w:t>
+      </w:r>
+      <w:r>
+        <w:rPr>
+          <w:rFonts w:ascii="Times New Roman" w:hAnsi="Times New Roman" w:cs="Times New Roman"/>
+          <w:b w:val="0"/>
+          <w:i w:val="0"/>
+          <w:sz w:val="24"/>
+        </w:rPr>
+        <w:t xml:space="preserve"> revertida a justa causa, os 60 dias de aviso-prévio indenizado projetam o término contratual para </w:t>
+      </w:r>
+      <w:r>
+        <w:rPr>
+          <w:rFonts w:ascii="Times New Roman" w:hAnsi="Times New Roman" w:cs="Times New Roman"/>
+          <w:b/>
+          <w:i w:val="0"/>
+          <w:sz w:val="24"/>
+        </w:rPr>
+        <w:t>11/08/2026</w:t>
+      </w:r>
+      <w:r>
+        <w:rPr>
+          <w:rFonts w:ascii="Times New Roman" w:hAnsi="Times New Roman" w:cs="Times New Roman"/>
+          <w:b w:val="0"/>
+          <w:i w:val="0"/>
+          <w:sz w:val="24"/>
+        </w:rPr>
+        <w:t>, data que passa a ser a de saída para todos os efeitos legais, inclusive anotação em CTPS, 13º salário e férias proporcionais (art. 487, § 1º, da CLT).</w:t>
       </w:r>
     </w:p>
     <w:p/>
@@ -576,7 +626,7 @@
           <w:i w:val="0"/>
           <w:sz w:val="24"/>
         </w:rPr>
-        <w:t xml:space="preserve"> de 01/08/2021 a 30/06/2026, totalizando </w:t>
+        <w:t xml:space="preserve"> de 01/08/2021 a 12/06/2026, totalizando 58 meses completos e 12 dias, </w:t>
       </w:r>
       <w:r>
         <w:rPr>
@@ -585,7 +635,7 @@
           <w:i w:val="0"/>
           <w:sz w:val="24"/>
         </w:rPr>
-        <w:t>59 meses</w:t>
+        <w:t>arredondados para 59 meses</w:t>
       </w:r>
       <w:r>
         <w:rPr>
@@ -921,7 +971,7 @@
           <w:i w:val="0"/>
           <w:sz w:val="24"/>
         </w:rPr>
-        <w:t>Dias efetivamente trabalhados no mês da rescisão, na forma dos arts. 457 e 462 da CLT.</w:t>
+        <w:t>Dias efetivamente trabalhados no mês da rescisão, até a data de saída de 12/06/2026, na forma dos arts. 457 e 462 da CLT.</w:t>
       </w:r>
     </w:p>
     <w:p/>
@@ -937,17 +987,16 @@
           <w:i w:val="0"/>
           <w:sz w:val="24"/>
         </w:rPr>
-        <w:t xml:space="preserve">Cálculo: (R$ 2.336,60 ÷ 30) × </w:t>
+        <w:t xml:space="preserve">Cálculo: (R$ 2.336,60 ÷ 30) × 12 dias = </w:t>
       </w:r>
       <w:r>
         <w:rPr>
           <w:rFonts w:ascii="Times New Roman" w:hAnsi="Times New Roman" w:cs="Times New Roman"/>
-          <w:b w:val="0"/>
+          <w:b/>
           <w:i w:val="0"/>
-          <w:color w:val="FF0000"/>
           <w:sz w:val="24"/>
         </w:rPr>
-        <w:t>[10]</w:t>
+        <w:t>R$ 934,64</w:t>
       </w:r>
       <w:r>
         <w:rPr>
@@ -956,35 +1005,7 @@
           <w:i w:val="0"/>
           <w:sz w:val="24"/>
         </w:rPr>
-        <w:t xml:space="preserve"> dias = </w:t>
-      </w:r>
-      <w:r>
-        <w:rPr>
-          <w:rFonts w:ascii="Times New Roman" w:hAnsi="Times New Roman" w:cs="Times New Roman"/>
-          <w:b/>
-          <w:i w:val="0"/>
-          <w:sz w:val="24"/>
-        </w:rPr>
-        <w:t>R$ 778,87</w:t>
-      </w:r>
-      <w:r>
-        <w:rPr>
-          <w:rFonts w:ascii="Times New Roman" w:hAnsi="Times New Roman" w:cs="Times New Roman"/>
-          <w:b w:val="0"/>
-          <w:i w:val="0"/>
-          <w:sz w:val="24"/>
-        </w:rPr>
-        <w:t xml:space="preserve">. </w:t>
-      </w:r>
-      <w:r>
-        <w:rPr>
-          <w:rFonts w:ascii="Times New Roman" w:hAnsi="Times New Roman" w:cs="Times New Roman"/>
-          <w:b w:val="0"/>
-          <w:i w:val="0"/>
-          <w:color w:val="FF0000"/>
-          <w:sz w:val="24"/>
-        </w:rPr>
-        <w:t>[CÁLCULO A CONFIRMAR conforme o dia exato da dispensa.]</w:t>
+        <w:t>.</w:t>
       </w:r>
     </w:p>
     <w:p/>
@@ -1098,6 +1119,22 @@
           <w:i w:val="0"/>
           <w:sz w:val="24"/>
         </w:rPr>
+        <w:t>Projetado o término contratual para 11/08/2026, contam-se os meses de janeiro a julho de 2026 — o mês de agosto, com apenas 11 dias, não completa a fração de 15 dias exigida —, o que perfaz 7/12 avos.</w:t>
+      </w:r>
+    </w:p>
+    <w:p/>
+    <w:p>
+      <w:pPr>
+        <w:ind w:firstLine="850"/>
+        <w:jc w:val="both"/>
+      </w:pPr>
+      <w:r>
+        <w:rPr>
+          <w:rFonts w:ascii="Times New Roman" w:hAnsi="Times New Roman" w:cs="Times New Roman"/>
+          <w:b w:val="0"/>
+          <w:i w:val="0"/>
+          <w:sz w:val="24"/>
+        </w:rPr>
         <w:t xml:space="preserve">Cálculo: (R$ 2.336,60 ÷ 12) × 7 = </w:t>
       </w:r>
       <w:r>
@@ -1116,17 +1153,7 @@
           <w:i w:val="0"/>
           <w:sz w:val="24"/>
         </w:rPr>
-        <w:t xml:space="preserve">. </w:t>
-      </w:r>
-      <w:r>
-        <w:rPr>
-          <w:rFonts w:ascii="Times New Roman" w:hAnsi="Times New Roman" w:cs="Times New Roman"/>
-          <w:b w:val="0"/>
-          <w:i w:val="0"/>
-          <w:color w:val="FF0000"/>
-          <w:sz w:val="24"/>
-        </w:rPr>
-        <w:t>[CÁLCULO A CONFIRMAR: o número de avos varia conforme o dia exato da dispensa e o termo final da projeção do aviso.]</w:t>
+        <w:t>.</w:t>
       </w:r>
     </w:p>
     <w:p/>
@@ -1234,7 +1261,7 @@
           <w:i w:val="0"/>
           <w:sz w:val="24"/>
         </w:rPr>
-        <w:t>Referentes ao período aquisitivo iniciado em 01/02/2026, computada a projeção do aviso-prévio, o que perfaz 6/12 avos, na forma do art. 146, parágrafo único, da CLT.</w:t>
+        <w:t>Referentes ao período aquisitivo iniciado em 01/02/2026 e encerrado, com a projeção do aviso-prévio, em 11/08/2026 — computando-se os meses de fevereiro a julho, pois os 11 dias de agosto não completam a fração de 15 dias —, o que perfaz 6/12 avos, na forma do art. 146, parágrafo único, da CLT.</w:t>
       </w:r>
     </w:p>
     <w:p/>
@@ -1548,7 +1575,7 @@
           <w:i w:val="0"/>
           <w:sz w:val="24"/>
         </w:rPr>
-        <w:t>R$ 21.888,79</w:t>
+        <w:t>R$ 22.044,56</w:t>
       </w:r>
       <w:r>
         <w:rPr>
@@ -1576,6 +1603,41 @@
           <w:sz w:val="24"/>
         </w:rPr>
         <w:t xml:space="preserve"> a quantia única de R$ 35.000,00 anteriormente atribuída à alínea "d" do rol de pedidos da petição inicial.</w:t>
+      </w:r>
+    </w:p>
+    <w:p/>
+    <w:p>
+      <w:pPr>
+        <w:ind w:firstLine="850"/>
+        <w:jc w:val="both"/>
+      </w:pPr>
+      <w:r>
+        <w:rPr>
+          <w:rFonts w:ascii="Times New Roman" w:hAnsi="Times New Roman" w:cs="Times New Roman"/>
+          <w:b/>
+          <w:i w:val="0"/>
+          <w:sz w:val="24"/>
+        </w:rPr>
+        <w:t>Dedução dos valores já pagos:</w:t>
+      </w:r>
+      <w:r>
+        <w:rPr>
+          <w:rFonts w:ascii="Times New Roman" w:hAnsi="Times New Roman" w:cs="Times New Roman"/>
+          <w:b w:val="0"/>
+          <w:i w:val="0"/>
+          <w:sz w:val="24"/>
+        </w:rPr>
+        <w:t xml:space="preserve"> as parcelas acima são postuladas com a dedução dos valores que a Reclamada comprovar ter efetivamente quitado no acerto realizado em 12/06/2026, restringindo-se a condenação às diferenças apuradas, a fim de que não se postule verba já satisfeita. </w:t>
+      </w:r>
+      <w:r>
+        <w:rPr>
+          <w:rFonts w:ascii="Times New Roman" w:hAnsi="Times New Roman" w:cs="Times New Roman"/>
+          <w:b w:val="0"/>
+          <w:i w:val="0"/>
+          <w:color w:val="FF0000"/>
+          <w:sz w:val="24"/>
+        </w:rPr>
+        <w:t>[CONFERIR: valores efetivamente pagos no TRCT de 12/06/2026, a ser exibido pela Reclamada, para o abatimento correspondente.]</w:t>
       </w:r>
     </w:p>
     <w:p/>
@@ -1777,7 +1839,43 @@
           <w:i w:val="0"/>
           <w:sz w:val="24"/>
         </w:rPr>
-        <w:t xml:space="preserve">Obrigação de fazer, sem conteúdo econômico direto, à qual se atribui, apenas para fins do art. 840, § 1º, da CLT, o valor estimado de </w:t>
+        <w:t xml:space="preserve">Revertida a justa causa, a CTPS deve ser retificada para constar a baixa como </w:t>
+      </w:r>
+      <w:r>
+        <w:rPr>
+          <w:rFonts w:ascii="Times New Roman" w:hAnsi="Times New Roman" w:cs="Times New Roman"/>
+          <w:b/>
+          <w:i w:val="0"/>
+          <w:sz w:val="24"/>
+        </w:rPr>
+        <w:t>dispensa sem justa causa</w:t>
+      </w:r>
+      <w:r>
+        <w:rPr>
+          <w:rFonts w:ascii="Times New Roman" w:hAnsi="Times New Roman" w:cs="Times New Roman"/>
+          <w:b w:val="0"/>
+          <w:i w:val="0"/>
+          <w:sz w:val="24"/>
+        </w:rPr>
+        <w:t xml:space="preserve">, com </w:t>
+      </w:r>
+      <w:r>
+        <w:rPr>
+          <w:rFonts w:ascii="Times New Roman" w:hAnsi="Times New Roman" w:cs="Times New Roman"/>
+          <w:b/>
+          <w:i w:val="0"/>
+          <w:sz w:val="24"/>
+        </w:rPr>
+        <w:t>data de saída em 11/08/2026</w:t>
+      </w:r>
+      <w:r>
+        <w:rPr>
+          <w:rFonts w:ascii="Times New Roman" w:hAnsi="Times New Roman" w:cs="Times New Roman"/>
+          <w:b w:val="0"/>
+          <w:i w:val="0"/>
+          <w:sz w:val="24"/>
+        </w:rPr>
+        <w:t xml:space="preserve">, correspondente à projeção dos 60 dias de aviso-prévio indenizado sobre a data de saída de 12/06/2026 (art. 487, § 1º, da CLT). Obrigação de fazer, sem conteúdo econômico direto, à qual se atribui, apenas para fins do art. 840, § 1º, da CLT, o valor estimado de </w:t>
       </w:r>
       <w:r>
         <w:rPr>
@@ -2216,26 +2314,7 @@
                 <w:i w:val="0"/>
                 <w:sz w:val="22"/>
               </w:rPr>
-              <w:t xml:space="preserve">R$ 700,00 ÷ 30 × </w:t>
-            </w:r>
-            <w:r>
-              <w:rPr>
-                <w:rFonts w:ascii="Times New Roman" w:hAnsi="Times New Roman" w:cs="Times New Roman"/>
-                <w:b w:val="0"/>
-                <w:i w:val="0"/>
-                <w:color w:val="FF0000"/>
-                <w:sz w:val="22"/>
-              </w:rPr>
-              <w:t>[10]</w:t>
-            </w:r>
-            <w:r>
-              <w:rPr>
-                <w:rFonts w:ascii="Times New Roman" w:hAnsi="Times New Roman" w:cs="Times New Roman"/>
-                <w:b w:val="0"/>
-                <w:i w:val="0"/>
-                <w:sz w:val="22"/>
-              </w:rPr>
-              <w:t xml:space="preserve"> dias</w:t>
+              <w:t>R$ 700,00 ÷ 30 × 12 dias</w:t>
             </w:r>
           </w:p>
         </w:tc>
@@ -2255,7 +2334,7 @@
                 <w:i w:val="0"/>
                 <w:sz w:val="22"/>
               </w:rPr>
-              <w:t>R$ 233,33</w:t>
+              <w:t>R$ 280,00</w:t>
             </w:r>
           </w:p>
         </w:tc>
@@ -2440,7 +2519,7 @@
                 <w:i w:val="0"/>
                 <w:sz w:val="22"/>
               </w:rPr>
-              <w:t>R$ 14.831,75</w:t>
+              <w:t>R$ 14.878,42</w:t>
             </w:r>
           </w:p>
         </w:tc>
@@ -4824,7 +4903,7 @@
           <w:i w:val="0"/>
           <w:sz w:val="24"/>
         </w:rPr>
-        <w:t xml:space="preserve">Cálculo: 50% × R$ 21.888,79 = </w:t>
+        <w:t xml:space="preserve">Cálculo: 50% × R$ 22.044,56 = </w:t>
       </w:r>
       <w:r>
         <w:rPr>
@@ -4833,7 +4912,7 @@
           <w:i w:val="0"/>
           <w:sz w:val="24"/>
         </w:rPr>
-        <w:t>R$ 10.944,40</w:t>
+        <w:t>R$ 11.022,28</w:t>
       </w:r>
       <w:r>
         <w:rPr>
@@ -5152,7 +5231,7 @@
                 <w:i w:val="0"/>
                 <w:sz w:val="22"/>
               </w:rPr>
-              <w:t>d) Saldo de salário</w:t>
+              <w:t>d) Saldo de salário (12 dias)</w:t>
             </w:r>
           </w:p>
         </w:tc>
@@ -5172,7 +5251,7 @@
                 <w:i w:val="0"/>
                 <w:sz w:val="22"/>
               </w:rPr>
-              <w:t>R$ 778,87</w:t>
+              <w:t>R$ 934,64</w:t>
             </w:r>
           </w:p>
         </w:tc>
@@ -5530,7 +5609,7 @@
                 <w:i w:val="0"/>
                 <w:sz w:val="22"/>
               </w:rPr>
-              <w:t>m) Retificação/baixa da CTPS com projeção do aviso</w:t>
+              <w:t>m) Retificação/baixa da CTPS, com saída em 11/08/2026</w:t>
             </w:r>
           </w:p>
         </w:tc>
@@ -5634,7 +5713,7 @@
                 <w:i w:val="0"/>
                 <w:sz w:val="22"/>
               </w:rPr>
-              <w:t>R$ 14.831,75</w:t>
+              <w:t>R$ 14.878,42</w:t>
             </w:r>
           </w:p>
         </w:tc>
@@ -6054,7 +6133,7 @@
                 <w:i w:val="0"/>
                 <w:sz w:val="22"/>
               </w:rPr>
-              <w:t>R$ 10.944,40</w:t>
+              <w:t>R$ 11.022,28</w:t>
             </w:r>
           </w:p>
         </w:tc>
@@ -6138,7 +6217,7 @@
                 <w:i w:val="0"/>
                 <w:sz w:val="22"/>
               </w:rPr>
-              <w:t>R$ 257.069,90</w:t>
+              <w:t>R$ 257.350,22</w:t>
             </w:r>
           </w:p>
         </w:tc>
@@ -6250,7 +6329,7 @@
           <w:i w:val="0"/>
           <w:sz w:val="24"/>
         </w:rPr>
-        <w:t>R$ 257.069,90</w:t>
+        <w:t>R$ 257.350,22</w:t>
       </w:r>
       <w:r>
         <w:rPr>
@@ -6327,7 +6406,7 @@
           <w:i w:val="0"/>
           <w:sz w:val="24"/>
         </w:rPr>
-        <w:t xml:space="preserve"> do valor de parcelas que estavam superdimensionadas ou duplicadas: as verbas rescisórias passaram de R$ 35.000,00 para R$ 21.888,79; o pedido de reconhecimento da remuneração real deixou de receber valor autônomo (R$ 28.000,00), por ser declaratório; e o pedido genérico de diferenças de FGTS deixou de receber valor autônomo (R$ 15.000,00), por já estar computado, de forma individualizada, dentro de cada pedido.</w:t>
+        <w:t xml:space="preserve"> do valor de parcelas que estavam superdimensionadas ou duplicadas: as verbas rescisórias passaram de R$ 35.000,00 para R$ 22.044,56; o pedido de reconhecimento da remuneração real deixou de receber valor autônomo (R$ 28.000,00), por ser declaratório; e o pedido genérico de diferenças de FGTS deixou de receber valor autônomo (R$ 15.000,00), por já estar computado, de forma individualizada, dentro de cada pedido.</w:t>
       </w:r>
     </w:p>
     <w:p/>
@@ -6477,7 +6556,7 @@
           <w:i w:val="0"/>
           <w:sz w:val="24"/>
         </w:rPr>
-        <w:t xml:space="preserve"> para R$ 257.069,90, com a devida anotação no sistema processual;</w:t>
+        <w:t xml:space="preserve"> para R$ 257.350,22, com a devida anotação no sistema processual;</w:t>
       </w:r>
     </w:p>
     <w:p/>
